--- a/TS-Kramam/TS-5.5/TS 5.5 Tamil Krama Paatam Corrections.docx
+++ b/TS-Kramam/TS-5.5/TS 5.5 Tamil Krama Paatam Corrections.docx
@@ -1,7 +1,1878 @@
 
 <file path=word/document.xml><?xml version="1.0" encoding="utf-8"?>
-<w:document xmlns:wpc="http://schemas.microsoft.com/office/word/2010/wordprocessingCanvas" xmlns:cx="http://schemas.microsoft.com/office/drawing/2014/chartex" xmlns:cx1="http://schemas.microsoft.com/office/drawing/2015/9/8/chartex" xmlns:cx2="http://schemas.microsoft.com/office/drawing/2015/10/21/chartex" xmlns:cx3="http://schemas.microsoft.com/office/drawing/2016/5/9/chartex" xmlns:cx4="http://schemas.microsoft.com/office/drawing/2016/5/10/chartex" xmlns:cx5="http://schemas.microsoft.com/office/drawing/2016/5/11/chartex" xmlns:cx6="http://schemas.microsoft.com/office/drawing/2016/5/12/chartex" xmlns:cx7="http://schemas.microsoft.com/office/drawing/2016/5/13/chartex" xmlns:cx8="http://schemas.microsoft.com/office/drawing/2016/5/14/chartex" xmlns:mc="http://schemas.openxmlformats.org/markup-compatibility/2006" xmlns:aink="http://schemas.microsoft.com/office/drawing/2016/ink" xmlns:am3d="http://schemas.microsoft.com/office/drawing/2017/model3d" xmlns:o="urn:schemas-microsoft-com:office:office" xmlns:oel="http://schemas.microsoft.com/office/2019/extlst" xmlns:r="http://schemas.openxmlformats.org/officeDocument/2006/relationships" xmlns:m="http://schemas.openxmlformats.org/officeDocument/2006/math" xmlns:v="urn:schemas-microsoft-com:vml" xmlns:wp14="http://schemas.microsoft.com/office/word/2010/wordprocessingDrawing" xmlns:wp="http://schemas.openxmlformats.org/drawingml/2006/wordprocessingDrawing" xmlns:w10="urn:schemas-microsoft-com:office:word" xmlns:w="http://schemas.openxmlformats.org/wordprocessingml/2006/main" xmlns:w14="http://schemas.microsoft.com/office/word/2010/wordml" xmlns:w15="http://schemas.microsoft.com/office/word/2012/wordml" xmlns:w16cex="http://schemas.microsoft.com/office/word/2018/wordml/cex" xmlns:w16cid="http://schemas.microsoft.com/office/word/2016/wordml/cid" xmlns:w16="http://schemas.microsoft.com/office/word/2018/wordml" xmlns:w16sdtdh="http://schemas.microsoft.com/office/word/2020/wordml/sdtdatahash" xmlns:w16se="http://schemas.microsoft.com/office/word/2015/wordml/symex" xmlns:wpg="http://schemas.microsoft.com/office/word/2010/wordprocessingGroup" xmlns:wpi="http://schemas.microsoft.com/office/word/2010/wordprocessingInk" xmlns:wne="http://schemas.microsoft.com/office/word/2006/wordml" xmlns:wps="http://schemas.microsoft.com/office/word/2010/wordprocessingShape" mc:Ignorable="w14 w15 w16se w16cid w16 w16cex w16sdtdh wp14">
+<w:document xmlns:wpc="http://schemas.microsoft.com/office/word/2010/wordprocessingCanvas" xmlns:cx="http://schemas.microsoft.com/office/drawing/2014/chartex" xmlns:cx1="http://schemas.microsoft.com/office/drawing/2015/9/8/chartex" xmlns:cx2="http://schemas.microsoft.com/office/drawing/2015/10/21/chartex" xmlns:cx3="http://schemas.microsoft.com/office/drawing/2016/5/9/chartex" xmlns:cx4="http://schemas.microsoft.com/office/drawing/2016/5/10/chartex" xmlns:cx5="http://schemas.microsoft.com/office/drawing/2016/5/11/chartex" xmlns:cx6="http://schemas.microsoft.com/office/drawing/2016/5/12/chartex" xmlns:cx7="http://schemas.microsoft.com/office/drawing/2016/5/13/chartex" xmlns:cx8="http://schemas.microsoft.com/office/drawing/2016/5/14/chartex" xmlns:mc="http://schemas.openxmlformats.org/markup-compatibility/2006" xmlns:aink="http://schemas.microsoft.com/office/drawing/2016/ink" xmlns:am3d="http://schemas.microsoft.com/office/drawing/2017/model3d" xmlns:o="urn:schemas-microsoft-com:office:office" xmlns:oel="http://schemas.microsoft.com/office/2019/extlst" xmlns:r="http://schemas.openxmlformats.org/officeDocument/2006/relationships" xmlns:m="http://schemas.openxmlformats.org/officeDocument/2006/math" xmlns:v="urn:schemas-microsoft-com:vml" xmlns:wp14="http://schemas.microsoft.com/office/word/2010/wordprocessingDrawing" xmlns:wp="http://schemas.openxmlformats.org/drawingml/2006/wordprocessingDrawing" xmlns:w10="urn:schemas-microsoft-com:office:word" xmlns:w="http://schemas.openxmlformats.org/wordprocessingml/2006/main" xmlns:w14="http://schemas.microsoft.com/office/word/2010/wordml" xmlns:w15="http://schemas.microsoft.com/office/word/2012/wordml" xmlns:w16cex="http://schemas.microsoft.com/office/word/2018/wordml/cex" xmlns:w16cid="http://schemas.microsoft.com/office/word/2016/wordml/cid" xmlns:w16="http://schemas.microsoft.com/office/word/2018/wordml" xmlns:w16du="http://schemas.microsoft.com/office/word/2023/wordml/word16du" xmlns:w16sdtdh="http://schemas.microsoft.com/office/word/2020/wordml/sdtdatahash" xmlns:w16sdtfl="http://schemas.microsoft.com/office/word/2024/wordml/sdtformatlock" xmlns:w16se="http://schemas.microsoft.com/office/word/2015/wordml/symex" xmlns:wpg="http://schemas.microsoft.com/office/word/2010/wordprocessingGroup" xmlns:wpi="http://schemas.microsoft.com/office/word/2010/wordprocessingInk" xmlns:wne="http://schemas.microsoft.com/office/word/2006/wordml" xmlns:wps="http://schemas.microsoft.com/office/word/2010/wordprocessingShape" mc:Ignorable="w14 w15 w16se w16cid w16 w16cex w16sdtdh w16sdtfl w16du wp14">
   <w:body>
+    <w:p>
+      <w:pPr>
+        <w:jc w:val="center"/>
+        <w:rPr>
+          <w:b/>
+          <w:bCs/>
+          <w:sz w:val="32"/>
+          <w:szCs w:val="32"/>
+          <w:u w:val="single"/>
+        </w:rPr>
+      </w:pPr>
+      <w:r>
+        <w:rPr>
+          <w:b/>
+          <w:bCs/>
+          <w:sz w:val="32"/>
+          <w:szCs w:val="32"/>
+          <w:u w:val="single"/>
+        </w:rPr>
+        <w:t xml:space="preserve">TS </w:t>
+      </w:r>
+      <w:r>
+        <w:rPr>
+          <w:b/>
+          <w:bCs/>
+          <w:sz w:val="32"/>
+          <w:szCs w:val="32"/>
+          <w:u w:val="single"/>
+        </w:rPr>
+        <w:t>Krama</w:t>
+      </w:r>
+      <w:r>
+        <w:rPr>
+          <w:b/>
+          <w:bCs/>
+          <w:sz w:val="32"/>
+          <w:szCs w:val="32"/>
+          <w:u w:val="single"/>
+        </w:rPr>
+        <w:t xml:space="preserve"> Paatam – TS </w:t>
+      </w:r>
+      <w:r>
+        <w:rPr>
+          <w:b/>
+          <w:bCs/>
+          <w:sz w:val="32"/>
+          <w:szCs w:val="32"/>
+          <w:u w:val="single"/>
+        </w:rPr>
+        <w:t>5.5 Tamil</w:t>
+      </w:r>
+      <w:r>
+        <w:rPr>
+          <w:b/>
+          <w:bCs/>
+          <w:sz w:val="32"/>
+          <w:szCs w:val="32"/>
+          <w:u w:val="single"/>
+        </w:rPr>
+        <w:t xml:space="preserve"> Corrections –</w:t>
+      </w:r>
+      <w:r>
+        <w:rPr>
+          <w:b/>
+          <w:bCs/>
+          <w:sz w:val="32"/>
+          <w:szCs w:val="32"/>
+          <w:u w:val="single"/>
+        </w:rPr>
+        <w:t xml:space="preserve"> </w:t>
+      </w:r>
+      <w:r>
+        <w:rPr>
+          <w:b/>
+          <w:bCs/>
+          <w:sz w:val="32"/>
+          <w:szCs w:val="32"/>
+          <w:u w:val="single"/>
+        </w:rPr>
+        <w:t xml:space="preserve">Observed </w:t>
+      </w:r>
+      <w:proofErr w:type="gramStart"/>
+      <w:r>
+        <w:rPr>
+          <w:b/>
+          <w:bCs/>
+          <w:sz w:val="32"/>
+          <w:szCs w:val="32"/>
+          <w:u w:val="single"/>
+        </w:rPr>
+        <w:t xml:space="preserve">till </w:t>
+      </w:r>
+      <w:r>
+        <w:rPr>
+          <w:b/>
+          <w:bCs/>
+          <w:sz w:val="32"/>
+          <w:szCs w:val="32"/>
+          <w:highlight w:val="red"/>
+          <w:u w:val="single"/>
+        </w:rPr>
+        <w:t>?????</w:t>
+      </w:r>
+      <w:proofErr w:type="gramEnd"/>
+    </w:p>
+    <w:p>
+      <w:pPr>
+        <w:spacing w:before="0" w:line="240" w:lineRule="auto"/>
+        <w:jc w:val="center"/>
+        <w:rPr>
+          <w:b/>
+          <w:bCs/>
+        </w:rPr>
+      </w:pPr>
+      <w:r>
+        <w:rPr>
+          <w:b/>
+          <w:bCs/>
+        </w:rPr>
+        <w:t>(ignore those which are already incorporated in your book’s version and date)</w:t>
+      </w:r>
+    </w:p>
+    <w:tbl>
+      <w:tblPr>
+        <w:tblW w:w="14395" w:type="dxa"/>
+        <w:tblInd w:w="-792" w:type="dxa"/>
+        <w:tblBorders>
+          <w:top w:val="single" w:sz="4" w:space="0" w:color="000000"/>
+          <w:left w:val="single" w:sz="4" w:space="0" w:color="000000"/>
+          <w:bottom w:val="single" w:sz="4" w:space="0" w:color="000000"/>
+          <w:right w:val="single" w:sz="4" w:space="0" w:color="000000"/>
+          <w:insideH w:val="single" w:sz="4" w:space="0" w:color="000000"/>
+          <w:insideV w:val="single" w:sz="4" w:space="0" w:color="000000"/>
+        </w:tblBorders>
+        <w:tblLook w:val="04A0" w:firstRow="1" w:lastRow="0" w:firstColumn="1" w:lastColumn="0" w:noHBand="0" w:noVBand="1"/>
+      </w:tblPr>
+      <w:tblGrid>
+        <w:gridCol w:w="3906"/>
+        <w:gridCol w:w="5103"/>
+        <w:gridCol w:w="5386"/>
+      </w:tblGrid>
+      <w:tr>
+        <w:tc>
+          <w:tcPr>
+            <w:tcW w:w="3906" w:type="dxa"/>
+          </w:tcPr>
+          <w:p>
+            <w:pPr>
+              <w:spacing w:before="0" w:line="240" w:lineRule="auto"/>
+              <w:jc w:val="center"/>
+              <w:rPr>
+                <w:sz w:val="32"/>
+                <w:szCs w:val="32"/>
+              </w:rPr>
+            </w:pPr>
+            <w:r>
+              <w:rPr>
+                <w:sz w:val="32"/>
+                <w:szCs w:val="32"/>
+              </w:rPr>
+              <w:t>Section, Paragraph</w:t>
+            </w:r>
+          </w:p>
+          <w:p>
+            <w:pPr>
+              <w:spacing w:before="0" w:line="240" w:lineRule="auto"/>
+              <w:jc w:val="center"/>
+              <w:rPr>
+                <w:sz w:val="32"/>
+                <w:szCs w:val="32"/>
+              </w:rPr>
+            </w:pPr>
+            <w:r>
+              <w:rPr>
+                <w:sz w:val="32"/>
+                <w:szCs w:val="32"/>
+              </w:rPr>
+              <w:t>Reference</w:t>
+            </w:r>
+          </w:p>
+        </w:tc>
+        <w:tc>
+          <w:tcPr>
+            <w:tcW w:w="5103" w:type="dxa"/>
+          </w:tcPr>
+          <w:p>
+            <w:pPr>
+              <w:spacing w:before="0" w:line="240" w:lineRule="auto"/>
+              <w:jc w:val="center"/>
+              <w:rPr>
+                <w:sz w:val="32"/>
+                <w:szCs w:val="32"/>
+              </w:rPr>
+            </w:pPr>
+            <w:r>
+              <w:rPr>
+                <w:sz w:val="32"/>
+                <w:szCs w:val="32"/>
+              </w:rPr>
+              <w:t>As Printed</w:t>
+            </w:r>
+          </w:p>
+        </w:tc>
+        <w:tc>
+          <w:tcPr>
+            <w:tcW w:w="5386" w:type="dxa"/>
+          </w:tcPr>
+          <w:p>
+            <w:pPr>
+              <w:spacing w:before="0" w:line="240" w:lineRule="auto"/>
+              <w:ind w:right="-18"/>
+              <w:jc w:val="center"/>
+              <w:rPr>
+                <w:sz w:val="32"/>
+                <w:szCs w:val="32"/>
+              </w:rPr>
+            </w:pPr>
+            <w:r>
+              <w:rPr>
+                <w:sz w:val="32"/>
+                <w:szCs w:val="32"/>
+              </w:rPr>
+              <w:t>To be read as or corrected as</w:t>
+            </w:r>
+          </w:p>
+        </w:tc>
+      </w:tr>
+      <w:tr>
+        <w:trPr>
+          <w:trHeight w:val="976"/>
+        </w:trPr>
+        <w:tc>
+          <w:tcPr>
+            <w:tcW w:w="3906" w:type="dxa"/>
+          </w:tcPr>
+          <w:p>
+            <w:pPr>
+              <w:widowControl w:val="0"/>
+              <w:tabs>
+                <w:tab w:val="left" w:pos="993"/>
+              </w:tabs>
+              <w:autoSpaceDE w:val="0"/>
+              <w:autoSpaceDN w:val="0"/>
+              <w:adjustRightInd w:val="0"/>
+              <w:spacing w:before="0" w:line="240" w:lineRule="auto"/>
+              <w:ind w:right="297"/>
+              <w:rPr>
+                <w:rFonts w:cs="Arial"/>
+                <w:b/>
+                <w:color w:val="000000"/>
+                <w:sz w:val="28"/>
+                <w:szCs w:val="32"/>
+              </w:rPr>
+            </w:pPr>
+            <w:r>
+              <w:rPr>
+                <w:rFonts w:cs="Arial"/>
+                <w:b/>
+                <w:color w:val="000000"/>
+                <w:sz w:val="28"/>
+                <w:szCs w:val="32"/>
+              </w:rPr>
+              <w:t>T.S.5.</w:t>
+            </w:r>
+            <w:r>
+              <w:rPr>
+                <w:rFonts w:cs="Arial"/>
+                <w:b/>
+                <w:color w:val="000000"/>
+                <w:sz w:val="28"/>
+                <w:szCs w:val="32"/>
+              </w:rPr>
+              <w:t>5.20,1</w:t>
+            </w:r>
+            <w:r>
+              <w:rPr>
+                <w:rFonts w:cs="Arial"/>
+                <w:b/>
+                <w:color w:val="000000"/>
+                <w:sz w:val="28"/>
+                <w:szCs w:val="32"/>
+              </w:rPr>
+              <w:t xml:space="preserve"> – Kramam</w:t>
+            </w:r>
+          </w:p>
+          <w:p>
+            <w:pPr>
+              <w:widowControl w:val="0"/>
+              <w:tabs>
+                <w:tab w:val="left" w:pos="993"/>
+              </w:tabs>
+              <w:autoSpaceDE w:val="0"/>
+              <w:autoSpaceDN w:val="0"/>
+              <w:adjustRightInd w:val="0"/>
+              <w:spacing w:before="0" w:line="240" w:lineRule="auto"/>
+              <w:ind w:right="297"/>
+              <w:rPr>
+                <w:rFonts w:cs="Arial"/>
+                <w:b/>
+                <w:color w:val="000000"/>
+                <w:sz w:val="28"/>
+                <w:szCs w:val="32"/>
+                <w:lang w:val="en-IN"/>
+              </w:rPr>
+            </w:pPr>
+            <w:r>
+              <w:rPr>
+                <w:rFonts w:cs="Arial"/>
+                <w:b/>
+                <w:color w:val="000000"/>
+                <w:sz w:val="28"/>
+                <w:szCs w:val="32"/>
+                <w:lang w:val="en-IN"/>
+              </w:rPr>
+              <w:t>Krama Vaakyam No.– 17</w:t>
+            </w:r>
+          </w:p>
+          <w:p>
+            <w:pPr>
+              <w:widowControl w:val="0"/>
+              <w:tabs>
+                <w:tab w:val="left" w:pos="993"/>
+              </w:tabs>
+              <w:autoSpaceDE w:val="0"/>
+              <w:autoSpaceDN w:val="0"/>
+              <w:adjustRightInd w:val="0"/>
+              <w:spacing w:before="0" w:line="240" w:lineRule="auto"/>
+              <w:ind w:right="297"/>
+              <w:rPr>
+                <w:rFonts w:cs="Arial"/>
+                <w:b/>
+                <w:color w:val="000000"/>
+                <w:sz w:val="28"/>
+                <w:szCs w:val="32"/>
+                <w:lang w:val="it-IT"/>
+              </w:rPr>
+            </w:pPr>
+            <w:r>
+              <w:rPr>
+                <w:rFonts w:cs="Arial"/>
+                <w:b/>
+                <w:color w:val="000000"/>
+                <w:sz w:val="28"/>
+                <w:szCs w:val="32"/>
+                <w:lang w:val="it-IT"/>
+              </w:rPr>
+              <w:t>Panchaati No</w:t>
+            </w:r>
+            <w:r>
+              <w:rPr>
+                <w:rFonts w:cs="Arial"/>
+                <w:b/>
+                <w:color w:val="000000"/>
+                <w:szCs w:val="32"/>
+                <w:lang w:val="it-IT"/>
+              </w:rPr>
+              <w:t xml:space="preserve">. - </w:t>
+            </w:r>
+            <w:r>
+              <w:rPr>
+                <w:rFonts w:cs="Arial"/>
+                <w:b/>
+                <w:color w:val="000000"/>
+                <w:sz w:val="28"/>
+                <w:szCs w:val="32"/>
+                <w:lang w:val="it-IT"/>
+              </w:rPr>
+              <w:t>5</w:t>
+            </w:r>
+            <w:r>
+              <w:rPr>
+                <w:rFonts w:cs="Arial"/>
+                <w:b/>
+                <w:color w:val="000000"/>
+                <w:sz w:val="28"/>
+                <w:szCs w:val="32"/>
+                <w:lang w:val="it-IT"/>
+              </w:rPr>
+              <w:t>8</w:t>
+            </w:r>
+          </w:p>
+        </w:tc>
+        <w:tc>
+          <w:tcPr>
+            <w:tcW w:w="5103" w:type="dxa"/>
+          </w:tcPr>
+          <w:p>
+            <w:pPr>
+              <w:widowControl w:val="0"/>
+              <w:autoSpaceDE w:val="0"/>
+              <w:autoSpaceDN w:val="0"/>
+              <w:adjustRightInd w:val="0"/>
+              <w:spacing w:before="0" w:line="240" w:lineRule="auto"/>
+              <w:rPr>
+                <w:rFonts w:ascii="Latha" w:hAnsi="Latha" w:cs="Latha"/>
+                <w:sz w:val="28"/>
+                <w:szCs w:val="28"/>
+                <w:lang w:val="it-IT" w:bidi="ta-IN"/>
+              </w:rPr>
+            </w:pPr>
+            <w:r>
+              <w:rPr>
+                <w:rFonts w:ascii="Latha" w:hAnsi="Latha" w:cs="Latha"/>
+                <w:sz w:val="28"/>
+                <w:szCs w:val="28"/>
+                <w:cs/>
+                <w:lang w:bidi="ta-IN"/>
+              </w:rPr>
+              <w:t>தே</w:t>
+            </w:r>
+            <w:r>
+              <w:rPr>
+                <w:rFonts w:ascii="Latha" w:hAnsi="Latha" w:cs="Latha"/>
+                <w:sz w:val="28"/>
+                <w:szCs w:val="28"/>
+                <w:lang w:val="it-IT" w:bidi="ta-IN"/>
+              </w:rPr>
+              <w:t xml:space="preserve"> </w:t>
+            </w:r>
+            <w:r>
+              <w:rPr>
+                <w:rFonts w:ascii="Latha" w:hAnsi="Latha" w:cs="Latha"/>
+                <w:sz w:val="28"/>
+                <w:szCs w:val="28"/>
+                <w:cs/>
+                <w:lang w:bidi="ta-IN"/>
+              </w:rPr>
+              <w:t>தி</w:t>
+            </w:r>
+            <w:r>
+              <w:rPr>
+                <w:rFonts w:ascii="BRH Tamil Tab Extra" w:hAnsi="BRH Tamil Tab Extra" w:cs="Latha"/>
+                <w:b/>
+                <w:sz w:val="32"/>
+                <w:szCs w:val="28"/>
+                <w:lang w:val="it-IT" w:bidi="ta-IN"/>
+              </w:rPr>
+              <w:t>…</w:t>
+            </w:r>
+            <w:r>
+              <w:rPr>
+                <w:rFonts w:ascii="Latha" w:hAnsi="Latha" w:cs="Latha"/>
+                <w:b/>
+                <w:bCs/>
+                <w:position w:val="-12"/>
+                <w:sz w:val="28"/>
+                <w:szCs w:val="28"/>
+                <w:cs/>
+                <w:lang w:bidi="ta-IN"/>
+              </w:rPr>
+              <w:t>3</w:t>
+            </w:r>
+            <w:r>
+              <w:rPr>
+                <w:rFonts w:ascii="Latha" w:hAnsi="Latha" w:cs="Latha"/>
+                <w:sz w:val="28"/>
+                <w:szCs w:val="28"/>
+                <w:cs/>
+                <w:lang w:bidi="ta-IN"/>
+              </w:rPr>
+              <w:t>வ்</w:t>
+            </w:r>
+            <w:r>
+              <w:rPr>
+                <w:rFonts w:ascii="Latha" w:hAnsi="Latha" w:cs="Latha"/>
+                <w:sz w:val="28"/>
+                <w:szCs w:val="28"/>
+                <w:highlight w:val="yellow"/>
+                <w:cs/>
+                <w:lang w:bidi="ta-IN"/>
+              </w:rPr>
+              <w:t>யா</w:t>
+            </w:r>
+            <w:r>
+              <w:rPr>
+                <w:rFonts w:ascii="Latha" w:hAnsi="Latha" w:cs="Latha"/>
+                <w:sz w:val="28"/>
+                <w:szCs w:val="28"/>
+                <w:lang w:val="it-IT" w:bidi="ta-IN"/>
+              </w:rPr>
+              <w:t xml:space="preserve"> | </w:t>
+            </w:r>
+          </w:p>
+          <w:p>
+            <w:pPr>
+              <w:widowControl w:val="0"/>
+              <w:autoSpaceDE w:val="0"/>
+              <w:autoSpaceDN w:val="0"/>
+              <w:adjustRightInd w:val="0"/>
+              <w:spacing w:before="0" w:line="240" w:lineRule="auto"/>
+              <w:rPr>
+                <w:rFonts w:ascii="BRH Malayalam Extra" w:hAnsi="BRH Malayalam Extra" w:cs="BRH Malayalam Extra"/>
+                <w:color w:val="000000"/>
+                <w:sz w:val="36"/>
+                <w:szCs w:val="40"/>
+                <w:lang w:val="it-IT"/>
+              </w:rPr>
+            </w:pPr>
+            <w:r>
+              <w:rPr>
+                <w:rFonts w:ascii="Latha" w:hAnsi="Latha" w:cs="Latha"/>
+                <w:sz w:val="28"/>
+                <w:szCs w:val="28"/>
+                <w:cs/>
+                <w:lang w:bidi="ta-IN"/>
+              </w:rPr>
+              <w:t>தி</w:t>
+            </w:r>
+            <w:r>
+              <w:rPr>
+                <w:rFonts w:ascii="BRH Tamil Tab Extra" w:hAnsi="BRH Tamil Tab Extra" w:cs="Latha"/>
+                <w:b/>
+                <w:sz w:val="32"/>
+                <w:szCs w:val="28"/>
+                <w:lang w:val="it-IT" w:bidi="ta-IN"/>
+              </w:rPr>
+              <w:t>…</w:t>
+            </w:r>
+            <w:r>
+              <w:rPr>
+                <w:rFonts w:ascii="Latha" w:hAnsi="Latha" w:cs="Latha"/>
+                <w:b/>
+                <w:bCs/>
+                <w:position w:val="-12"/>
+                <w:sz w:val="28"/>
+                <w:szCs w:val="28"/>
+                <w:cs/>
+                <w:lang w:bidi="ta-IN"/>
+              </w:rPr>
+              <w:t>3</w:t>
+            </w:r>
+            <w:r>
+              <w:rPr>
+                <w:rFonts w:ascii="Latha" w:hAnsi="Latha" w:cs="Latha"/>
+                <w:sz w:val="28"/>
+                <w:szCs w:val="28"/>
+                <w:cs/>
+                <w:lang w:bidi="ta-IN"/>
+              </w:rPr>
+              <w:t>வ்யா</w:t>
+            </w:r>
+            <w:r>
+              <w:rPr>
+                <w:rFonts w:ascii="Latha" w:hAnsi="Latha" w:cs="Latha"/>
+                <w:sz w:val="28"/>
+                <w:szCs w:val="28"/>
+                <w:lang w:val="it-IT" w:bidi="ta-IN"/>
+              </w:rPr>
+              <w:t xml:space="preserve"> </w:t>
+            </w:r>
+            <w:r>
+              <w:rPr>
+                <w:rFonts w:ascii="Latha" w:hAnsi="Latha" w:cs="Latha"/>
+                <w:sz w:val="28"/>
+                <w:szCs w:val="28"/>
+                <w:cs/>
+                <w:lang w:bidi="ta-IN"/>
+              </w:rPr>
+              <w:t>த்</w:t>
+            </w:r>
+            <w:r>
+              <w:rPr>
+                <w:rFonts w:ascii="Latha" w:hAnsi="Latha" w:cs="Latha"/>
+                <w:b/>
+                <w:bCs/>
+                <w:position w:val="-12"/>
+                <w:sz w:val="28"/>
+                <w:szCs w:val="28"/>
+                <w:cs/>
+                <w:lang w:bidi="ta-IN"/>
+              </w:rPr>
+              <w:t>3</w:t>
+            </w:r>
+            <w:r>
+              <w:rPr>
+                <w:rFonts w:ascii="Latha" w:hAnsi="Latha" w:cs="Latha"/>
+                <w:sz w:val="28"/>
+                <w:szCs w:val="28"/>
+                <w:cs/>
+                <w:lang w:bidi="ta-IN"/>
+              </w:rPr>
+              <w:t>யா</w:t>
+            </w:r>
+            <w:r>
+              <w:rPr>
+                <w:rFonts w:ascii="BRH Tamil Tab Extra" w:hAnsi="BRH Tamil Tab Extra" w:cs="Latha"/>
+                <w:b/>
+                <w:sz w:val="36"/>
+                <w:szCs w:val="28"/>
+                <w:lang w:val="it-IT" w:bidi="ta-IN"/>
+              </w:rPr>
+              <w:t>†</w:t>
+            </w:r>
+            <w:r>
+              <w:rPr>
+                <w:rFonts w:ascii="Latha" w:hAnsi="Latha" w:cs="Latha"/>
+                <w:sz w:val="28"/>
+                <w:szCs w:val="28"/>
+                <w:cs/>
+                <w:lang w:bidi="ta-IN"/>
+              </w:rPr>
+              <w:t>வாப்</w:t>
+            </w:r>
+            <w:r>
+              <w:rPr>
+                <w:rFonts w:ascii="Latha" w:hAnsi="Latha" w:cs="Latha"/>
+                <w:b/>
+                <w:bCs/>
+                <w:i/>
+                <w:iCs/>
+                <w:sz w:val="28"/>
+                <w:szCs w:val="28"/>
+                <w:cs/>
+                <w:lang w:bidi="ta-IN"/>
+              </w:rPr>
+              <w:t>ரு</w:t>
+            </w:r>
+            <w:r>
+              <w:rPr>
+                <w:rFonts w:ascii="Latha" w:hAnsi="Latha" w:cs="Latha"/>
+                <w:sz w:val="28"/>
+                <w:szCs w:val="28"/>
+                <w:cs/>
+                <w:lang w:bidi="ta-IN"/>
+              </w:rPr>
+              <w:t>தி</w:t>
+            </w:r>
+            <w:r>
+              <w:rPr>
+                <w:rFonts w:ascii="BRH Tamil Tab Extra" w:hAnsi="BRH Tamil Tab Extra" w:cs="Latha"/>
+                <w:b/>
+                <w:sz w:val="32"/>
+                <w:szCs w:val="28"/>
+                <w:lang w:val="it-IT" w:bidi="ta-IN"/>
+              </w:rPr>
+              <w:t>…</w:t>
+            </w:r>
+            <w:r>
+              <w:rPr>
+                <w:rFonts w:ascii="Latha" w:hAnsi="Latha" w:cs="Latha"/>
+                <w:b/>
+                <w:bCs/>
+                <w:position w:val="-12"/>
+                <w:sz w:val="28"/>
+                <w:szCs w:val="28"/>
+                <w:cs/>
+                <w:lang w:bidi="ta-IN"/>
+              </w:rPr>
+              <w:t>2</w:t>
+            </w:r>
+            <w:r>
+              <w:rPr>
+                <w:rFonts w:ascii="Latha" w:hAnsi="Latha" w:cs="Latha"/>
+                <w:sz w:val="28"/>
+                <w:szCs w:val="28"/>
+                <w:cs/>
+                <w:lang w:bidi="ta-IN"/>
+              </w:rPr>
+              <w:t>வ்யா</w:t>
+            </w:r>
+            <w:r>
+              <w:rPr>
+                <w:rFonts w:ascii="BRH Tamil Tab Extra" w:hAnsi="BRH Tamil Tab Extra" w:cs="Latha"/>
+                <w:b/>
+                <w:sz w:val="36"/>
+                <w:szCs w:val="28"/>
+                <w:lang w:val="it-IT" w:bidi="ta-IN"/>
+              </w:rPr>
+              <w:t>‡</w:t>
+            </w:r>
+            <w:r>
+              <w:rPr>
+                <w:rFonts w:ascii="Latha" w:hAnsi="Latha" w:cs="Latha"/>
+                <w:sz w:val="28"/>
+                <w:szCs w:val="28"/>
+                <w:lang w:val="it-IT" w:bidi="ta-IN"/>
+              </w:rPr>
+              <w:t xml:space="preserve"> |</w:t>
+            </w:r>
+          </w:p>
+        </w:tc>
+        <w:tc>
+          <w:tcPr>
+            <w:tcW w:w="5386" w:type="dxa"/>
+          </w:tcPr>
+          <w:p>
+            <w:pPr>
+              <w:widowControl w:val="0"/>
+              <w:autoSpaceDE w:val="0"/>
+              <w:autoSpaceDN w:val="0"/>
+              <w:adjustRightInd w:val="0"/>
+              <w:spacing w:before="0" w:line="240" w:lineRule="auto"/>
+              <w:rPr>
+                <w:rFonts w:ascii="Latha" w:hAnsi="Latha" w:cs="Latha"/>
+                <w:sz w:val="28"/>
+                <w:szCs w:val="28"/>
+                <w:lang w:val="it-IT" w:bidi="ta-IN"/>
+              </w:rPr>
+            </w:pPr>
+            <w:r>
+              <w:rPr>
+                <w:rFonts w:ascii="Latha" w:hAnsi="Latha" w:cs="Latha"/>
+                <w:sz w:val="28"/>
+                <w:szCs w:val="28"/>
+                <w:cs/>
+                <w:lang w:bidi="ta-IN"/>
+              </w:rPr>
+              <w:t>தே</w:t>
+            </w:r>
+            <w:r>
+              <w:rPr>
+                <w:rFonts w:ascii="Latha" w:hAnsi="Latha" w:cs="Latha"/>
+                <w:sz w:val="28"/>
+                <w:szCs w:val="28"/>
+                <w:lang w:val="it-IT" w:bidi="ta-IN"/>
+              </w:rPr>
+              <w:t xml:space="preserve"> </w:t>
+            </w:r>
+            <w:r>
+              <w:rPr>
+                <w:rFonts w:ascii="Latha" w:hAnsi="Latha" w:cs="Latha"/>
+                <w:sz w:val="28"/>
+                <w:szCs w:val="28"/>
+                <w:cs/>
+                <w:lang w:bidi="ta-IN"/>
+              </w:rPr>
+              <w:t>தி</w:t>
+            </w:r>
+            <w:r>
+              <w:rPr>
+                <w:rFonts w:ascii="BRH Tamil Tab Extra" w:hAnsi="BRH Tamil Tab Extra" w:cs="Latha"/>
+                <w:b/>
+                <w:sz w:val="32"/>
+                <w:szCs w:val="28"/>
+                <w:lang w:val="it-IT" w:bidi="ta-IN"/>
+              </w:rPr>
+              <w:t>…</w:t>
+            </w:r>
+            <w:r>
+              <w:rPr>
+                <w:rFonts w:ascii="Latha" w:hAnsi="Latha" w:cs="Latha"/>
+                <w:b/>
+                <w:bCs/>
+                <w:position w:val="-12"/>
+                <w:sz w:val="28"/>
+                <w:szCs w:val="28"/>
+                <w:cs/>
+                <w:lang w:bidi="ta-IN"/>
+              </w:rPr>
+              <w:t>3</w:t>
+            </w:r>
+            <w:r>
+              <w:rPr>
+                <w:rFonts w:ascii="Latha" w:hAnsi="Latha" w:cs="Latha"/>
+                <w:sz w:val="28"/>
+                <w:szCs w:val="28"/>
+                <w:cs/>
+                <w:lang w:bidi="ta-IN"/>
+              </w:rPr>
+              <w:t>வ்யா</w:t>
+            </w:r>
+            <w:r>
+              <w:rPr>
+                <w:rFonts w:ascii="Latha" w:hAnsi="Latha" w:cs="Latha"/>
+                <w:b/>
+                <w:bCs/>
+                <w:sz w:val="32"/>
+                <w:szCs w:val="32"/>
+                <w:highlight w:val="green"/>
+                <w:cs/>
+                <w:lang w:bidi="ta-IN"/>
+              </w:rPr>
+              <w:t>:</w:t>
+            </w:r>
+            <w:r>
+              <w:rPr>
+                <w:rFonts w:ascii="Latha" w:hAnsi="Latha" w:cs="Latha"/>
+                <w:sz w:val="28"/>
+                <w:szCs w:val="28"/>
+                <w:lang w:val="it-IT" w:bidi="ta-IN"/>
+              </w:rPr>
+              <w:t xml:space="preserve"> | </w:t>
+            </w:r>
+          </w:p>
+          <w:p>
+            <w:pPr>
+              <w:widowControl w:val="0"/>
+              <w:autoSpaceDE w:val="0"/>
+              <w:autoSpaceDN w:val="0"/>
+              <w:adjustRightInd w:val="0"/>
+              <w:spacing w:before="0" w:line="240" w:lineRule="auto"/>
+              <w:rPr>
+                <w:rFonts w:ascii="Cambria" w:hAnsi="Cambria" w:cs="BRH Malayalam Extra"/>
+                <w:color w:val="000000"/>
+                <w:sz w:val="36"/>
+                <w:szCs w:val="40"/>
+                <w:lang w:val="it-IT"/>
+              </w:rPr>
+            </w:pPr>
+            <w:r>
+              <w:rPr>
+                <w:rFonts w:ascii="Latha" w:hAnsi="Latha" w:cs="Latha"/>
+                <w:sz w:val="28"/>
+                <w:szCs w:val="28"/>
+                <w:cs/>
+                <w:lang w:bidi="ta-IN"/>
+              </w:rPr>
+              <w:t>தி</w:t>
+            </w:r>
+            <w:r>
+              <w:rPr>
+                <w:rFonts w:ascii="BRH Tamil Tab Extra" w:hAnsi="BRH Tamil Tab Extra" w:cs="Latha"/>
+                <w:b/>
+                <w:sz w:val="32"/>
+                <w:szCs w:val="28"/>
+                <w:lang w:val="it-IT" w:bidi="ta-IN"/>
+              </w:rPr>
+              <w:t>…</w:t>
+            </w:r>
+            <w:r>
+              <w:rPr>
+                <w:rFonts w:ascii="Latha" w:hAnsi="Latha" w:cs="Latha"/>
+                <w:b/>
+                <w:bCs/>
+                <w:position w:val="-12"/>
+                <w:sz w:val="28"/>
+                <w:szCs w:val="28"/>
+                <w:cs/>
+                <w:lang w:bidi="ta-IN"/>
+              </w:rPr>
+              <w:t>3</w:t>
+            </w:r>
+            <w:r>
+              <w:rPr>
+                <w:rFonts w:ascii="Latha" w:hAnsi="Latha" w:cs="Latha"/>
+                <w:sz w:val="28"/>
+                <w:szCs w:val="28"/>
+                <w:cs/>
+                <w:lang w:bidi="ta-IN"/>
+              </w:rPr>
+              <w:t>வ்யா</w:t>
+            </w:r>
+            <w:r>
+              <w:rPr>
+                <w:rFonts w:ascii="Latha" w:hAnsi="Latha" w:cs="Latha"/>
+                <w:sz w:val="28"/>
+                <w:szCs w:val="28"/>
+                <w:lang w:val="it-IT" w:bidi="ta-IN"/>
+              </w:rPr>
+              <w:t xml:space="preserve"> </w:t>
+            </w:r>
+            <w:r>
+              <w:rPr>
+                <w:rFonts w:ascii="Latha" w:hAnsi="Latha" w:cs="Latha"/>
+                <w:sz w:val="28"/>
+                <w:szCs w:val="28"/>
+                <w:cs/>
+                <w:lang w:bidi="ta-IN"/>
+              </w:rPr>
+              <w:t>த்</w:t>
+            </w:r>
+            <w:r>
+              <w:rPr>
+                <w:rFonts w:ascii="Latha" w:hAnsi="Latha" w:cs="Latha"/>
+                <w:b/>
+                <w:bCs/>
+                <w:position w:val="-12"/>
+                <w:sz w:val="28"/>
+                <w:szCs w:val="28"/>
+                <w:cs/>
+                <w:lang w:bidi="ta-IN"/>
+              </w:rPr>
+              <w:t>3</w:t>
+            </w:r>
+            <w:r>
+              <w:rPr>
+                <w:rFonts w:ascii="Latha" w:hAnsi="Latha" w:cs="Latha"/>
+                <w:sz w:val="28"/>
+                <w:szCs w:val="28"/>
+                <w:cs/>
+                <w:lang w:bidi="ta-IN"/>
+              </w:rPr>
+              <w:t>யா</w:t>
+            </w:r>
+            <w:r>
+              <w:rPr>
+                <w:rFonts w:ascii="BRH Tamil Tab Extra" w:hAnsi="BRH Tamil Tab Extra" w:cs="Latha"/>
+                <w:b/>
+                <w:sz w:val="36"/>
+                <w:szCs w:val="28"/>
+                <w:lang w:val="it-IT" w:bidi="ta-IN"/>
+              </w:rPr>
+              <w:t>†</w:t>
+            </w:r>
+            <w:r>
+              <w:rPr>
+                <w:rFonts w:ascii="Latha" w:hAnsi="Latha" w:cs="Latha"/>
+                <w:sz w:val="28"/>
+                <w:szCs w:val="28"/>
+                <w:cs/>
+                <w:lang w:bidi="ta-IN"/>
+              </w:rPr>
+              <w:t>வாப்</w:t>
+            </w:r>
+            <w:r>
+              <w:rPr>
+                <w:rFonts w:ascii="Latha" w:hAnsi="Latha" w:cs="Latha"/>
+                <w:b/>
+                <w:bCs/>
+                <w:i/>
+                <w:iCs/>
+                <w:sz w:val="28"/>
+                <w:szCs w:val="28"/>
+                <w:cs/>
+                <w:lang w:bidi="ta-IN"/>
+              </w:rPr>
+              <w:t>ரு</w:t>
+            </w:r>
+            <w:r>
+              <w:rPr>
+                <w:rFonts w:ascii="Latha" w:hAnsi="Latha" w:cs="Latha"/>
+                <w:sz w:val="28"/>
+                <w:szCs w:val="28"/>
+                <w:cs/>
+                <w:lang w:bidi="ta-IN"/>
+              </w:rPr>
+              <w:t>தி</w:t>
+            </w:r>
+            <w:r>
+              <w:rPr>
+                <w:rFonts w:ascii="BRH Tamil Tab Extra" w:hAnsi="BRH Tamil Tab Extra" w:cs="Latha"/>
+                <w:b/>
+                <w:sz w:val="32"/>
+                <w:szCs w:val="28"/>
+                <w:lang w:val="it-IT" w:bidi="ta-IN"/>
+              </w:rPr>
+              <w:t>…</w:t>
+            </w:r>
+            <w:r>
+              <w:rPr>
+                <w:rFonts w:ascii="Latha" w:hAnsi="Latha" w:cs="Latha"/>
+                <w:b/>
+                <w:bCs/>
+                <w:position w:val="-12"/>
+                <w:sz w:val="28"/>
+                <w:szCs w:val="28"/>
+                <w:cs/>
+                <w:lang w:bidi="ta-IN"/>
+              </w:rPr>
+              <w:t>2</w:t>
+            </w:r>
+            <w:r>
+              <w:rPr>
+                <w:rFonts w:ascii="Latha" w:hAnsi="Latha" w:cs="Latha"/>
+                <w:sz w:val="28"/>
+                <w:szCs w:val="28"/>
+                <w:cs/>
+                <w:lang w:bidi="ta-IN"/>
+              </w:rPr>
+              <w:t>வ்யா</w:t>
+            </w:r>
+            <w:r>
+              <w:rPr>
+                <w:rFonts w:ascii="BRH Tamil Tab Extra" w:hAnsi="BRH Tamil Tab Extra" w:cs="Latha"/>
+                <w:b/>
+                <w:sz w:val="36"/>
+                <w:szCs w:val="28"/>
+                <w:lang w:val="it-IT" w:bidi="ta-IN"/>
+              </w:rPr>
+              <w:t>‡</w:t>
+            </w:r>
+            <w:r>
+              <w:rPr>
+                <w:rFonts w:ascii="Latha" w:hAnsi="Latha" w:cs="Latha"/>
+                <w:sz w:val="28"/>
+                <w:szCs w:val="28"/>
+                <w:lang w:val="it-IT" w:bidi="ta-IN"/>
+              </w:rPr>
+              <w:t xml:space="preserve"> |</w:t>
+            </w:r>
+          </w:p>
+        </w:tc>
+      </w:tr>
+      <w:tr>
+        <w:trPr>
+          <w:trHeight w:val="1235"/>
+        </w:trPr>
+        <w:tc>
+          <w:tcPr>
+            <w:tcW w:w="3906" w:type="dxa"/>
+          </w:tcPr>
+          <w:p>
+            <w:pPr>
+              <w:widowControl w:val="0"/>
+              <w:tabs>
+                <w:tab w:val="left" w:pos="993"/>
+              </w:tabs>
+              <w:autoSpaceDE w:val="0"/>
+              <w:autoSpaceDN w:val="0"/>
+              <w:adjustRightInd w:val="0"/>
+              <w:spacing w:before="0" w:line="240" w:lineRule="auto"/>
+              <w:ind w:right="297"/>
+              <w:rPr>
+                <w:rFonts w:cs="Arial"/>
+                <w:b/>
+                <w:color w:val="000000"/>
+                <w:sz w:val="28"/>
+                <w:szCs w:val="32"/>
+              </w:rPr>
+            </w:pPr>
+            <w:r>
+              <w:rPr>
+                <w:rFonts w:cs="Arial"/>
+                <w:b/>
+                <w:color w:val="000000"/>
+                <w:sz w:val="28"/>
+                <w:szCs w:val="32"/>
+              </w:rPr>
+              <w:t>T.S.5.</w:t>
+            </w:r>
+            <w:r>
+              <w:rPr>
+                <w:rFonts w:cs="Arial"/>
+                <w:b/>
+                <w:color w:val="000000"/>
+                <w:sz w:val="28"/>
+                <w:szCs w:val="32"/>
+              </w:rPr>
+              <w:t>5.22,1</w:t>
+            </w:r>
+            <w:r>
+              <w:rPr>
+                <w:rFonts w:cs="Arial"/>
+                <w:b/>
+                <w:color w:val="000000"/>
+                <w:sz w:val="28"/>
+                <w:szCs w:val="32"/>
+              </w:rPr>
+              <w:t xml:space="preserve"> – Kramam</w:t>
+            </w:r>
+          </w:p>
+          <w:p>
+            <w:pPr>
+              <w:widowControl w:val="0"/>
+              <w:tabs>
+                <w:tab w:val="left" w:pos="993"/>
+              </w:tabs>
+              <w:autoSpaceDE w:val="0"/>
+              <w:autoSpaceDN w:val="0"/>
+              <w:adjustRightInd w:val="0"/>
+              <w:spacing w:before="0" w:line="240" w:lineRule="auto"/>
+              <w:ind w:right="297"/>
+              <w:rPr>
+                <w:rFonts w:cs="Arial"/>
+                <w:b/>
+                <w:color w:val="000000"/>
+                <w:sz w:val="28"/>
+                <w:szCs w:val="32"/>
+                <w:lang w:val="en-IN"/>
+              </w:rPr>
+            </w:pPr>
+            <w:r>
+              <w:rPr>
+                <w:rFonts w:cs="Arial"/>
+                <w:b/>
+                <w:color w:val="000000"/>
+                <w:sz w:val="28"/>
+                <w:szCs w:val="32"/>
+                <w:lang w:val="en-IN"/>
+              </w:rPr>
+              <w:t>Krama Vaakyam No.– 12</w:t>
+            </w:r>
+          </w:p>
+          <w:p>
+            <w:pPr>
+              <w:widowControl w:val="0"/>
+              <w:tabs>
+                <w:tab w:val="left" w:pos="993"/>
+              </w:tabs>
+              <w:autoSpaceDE w:val="0"/>
+              <w:autoSpaceDN w:val="0"/>
+              <w:adjustRightInd w:val="0"/>
+              <w:spacing w:before="0" w:line="240" w:lineRule="auto"/>
+              <w:ind w:right="297"/>
+              <w:rPr>
+                <w:rFonts w:cs="Arial"/>
+                <w:b/>
+                <w:color w:val="000000"/>
+                <w:sz w:val="28"/>
+                <w:szCs w:val="32"/>
+                <w:lang w:val="it-IT"/>
+              </w:rPr>
+            </w:pPr>
+            <w:r>
+              <w:rPr>
+                <w:rFonts w:cs="Arial"/>
+                <w:b/>
+                <w:color w:val="000000"/>
+                <w:sz w:val="28"/>
+                <w:szCs w:val="32"/>
+                <w:lang w:val="it-IT"/>
+              </w:rPr>
+              <w:t>Panchaati No</w:t>
+            </w:r>
+            <w:r>
+              <w:rPr>
+                <w:rFonts w:cs="Arial"/>
+                <w:b/>
+                <w:color w:val="000000"/>
+                <w:szCs w:val="32"/>
+                <w:lang w:val="it-IT"/>
+              </w:rPr>
+              <w:t xml:space="preserve">. - </w:t>
+            </w:r>
+            <w:r>
+              <w:rPr>
+                <w:rFonts w:cs="Arial"/>
+                <w:b/>
+                <w:color w:val="000000"/>
+                <w:sz w:val="28"/>
+                <w:szCs w:val="32"/>
+                <w:lang w:val="it-IT"/>
+              </w:rPr>
+              <w:t>60</w:t>
+            </w:r>
+          </w:p>
+        </w:tc>
+        <w:tc>
+          <w:tcPr>
+            <w:tcW w:w="5103" w:type="dxa"/>
+          </w:tcPr>
+          <w:p>
+            <w:pPr>
+              <w:widowControl w:val="0"/>
+              <w:autoSpaceDE w:val="0"/>
+              <w:autoSpaceDN w:val="0"/>
+              <w:adjustRightInd w:val="0"/>
+              <w:spacing w:before="0" w:line="240" w:lineRule="auto"/>
+              <w:rPr>
+                <w:rFonts w:ascii="BRH Malayalam Extra" w:eastAsia="Times New Roman" w:hAnsi="BRH Malayalam Extra" w:cs="BRH Malayalam Extra"/>
+                <w:color w:val="000000"/>
+                <w:sz w:val="40"/>
+                <w:szCs w:val="40"/>
+                <w:lang w:val="it-IT" w:eastAsia="en-IN" w:bidi="ml-IN"/>
+              </w:rPr>
+            </w:pPr>
+            <w:r>
+              <w:rPr>
+                <w:rFonts w:ascii="Latha" w:hAnsi="Latha" w:cs="Latha"/>
+                <w:sz w:val="28"/>
+                <w:szCs w:val="28"/>
+                <w:cs/>
+                <w:lang w:bidi="ta-IN"/>
+              </w:rPr>
+              <w:t>பா</w:t>
+            </w:r>
+            <w:r>
+              <w:rPr>
+                <w:rFonts w:ascii="BRH Tamil Tab Extra" w:hAnsi="BRH Tamil Tab Extra" w:cs="Latha"/>
+                <w:b/>
+                <w:sz w:val="32"/>
+                <w:szCs w:val="28"/>
+                <w:lang w:val="it-IT" w:bidi="ta-IN"/>
+              </w:rPr>
+              <w:t>…</w:t>
+            </w:r>
+            <w:r>
+              <w:rPr>
+                <w:rFonts w:ascii="Latha" w:hAnsi="Latha" w:cs="Latha"/>
+                <w:b/>
+                <w:bCs/>
+                <w:position w:val="-12"/>
+                <w:sz w:val="28"/>
+                <w:szCs w:val="28"/>
+                <w:cs/>
+                <w:lang w:bidi="ta-IN"/>
+              </w:rPr>
+              <w:t>3</w:t>
+            </w:r>
+            <w:r>
+              <w:rPr>
+                <w:rFonts w:ascii="Latha" w:hAnsi="Latha" w:cs="Latha"/>
+                <w:sz w:val="28"/>
+                <w:szCs w:val="28"/>
+                <w:cs/>
+                <w:lang w:bidi="ta-IN"/>
+              </w:rPr>
+              <w:t>ர்</w:t>
+            </w:r>
+            <w:r>
+              <w:rPr>
+                <w:rFonts w:ascii="BRH Tamil Tab Extra" w:hAnsi="BRH Tamil Tab Extra" w:cs="Latha"/>
+                <w:b/>
+                <w:sz w:val="32"/>
+                <w:szCs w:val="28"/>
+                <w:lang w:val="it-IT" w:bidi="ta-IN"/>
+              </w:rPr>
+              <w:t>…</w:t>
+            </w:r>
+            <w:r>
+              <w:rPr>
+                <w:rFonts w:ascii="Latha" w:hAnsi="Latha" w:cs="Latha"/>
+                <w:sz w:val="28"/>
+                <w:szCs w:val="28"/>
+                <w:lang w:val="it-IT" w:bidi="ta-IN"/>
+              </w:rPr>
+              <w:t>.</w:t>
+            </w:r>
+            <w:r>
+              <w:rPr>
+                <w:rFonts w:ascii="Latha" w:hAnsi="Latha" w:cs="Latha"/>
+                <w:sz w:val="28"/>
+                <w:szCs w:val="28"/>
+                <w:cs/>
+                <w:lang w:bidi="ta-IN"/>
+              </w:rPr>
+              <w:t>ஹ</w:t>
+            </w:r>
+            <w:r>
+              <w:rPr>
+                <w:rFonts w:ascii="BRH Tamil Tab Extra" w:hAnsi="BRH Tamil Tab Extra" w:cs="Latha"/>
+                <w:b/>
+                <w:sz w:val="32"/>
+                <w:szCs w:val="28"/>
+                <w:lang w:val="it-IT" w:bidi="ta-IN"/>
+              </w:rPr>
+              <w:t>…</w:t>
+            </w:r>
+            <w:r>
+              <w:rPr>
+                <w:rFonts w:ascii="Latha" w:hAnsi="Latha" w:cs="Latha"/>
+                <w:sz w:val="28"/>
+                <w:szCs w:val="28"/>
+                <w:cs/>
+                <w:lang w:bidi="ta-IN"/>
+              </w:rPr>
+              <w:t>ஸ்ப</w:t>
+            </w:r>
+            <w:r>
+              <w:rPr>
+                <w:rFonts w:ascii="BRH Tamil Tab Extra" w:hAnsi="BRH Tamil Tab Extra" w:cs="Latha"/>
+                <w:b/>
+                <w:sz w:val="32"/>
+                <w:szCs w:val="28"/>
+                <w:lang w:val="it-IT" w:bidi="ta-IN"/>
+              </w:rPr>
+              <w:t>…</w:t>
+            </w:r>
+            <w:r>
+              <w:rPr>
+                <w:rFonts w:ascii="Latha" w:hAnsi="Latha" w:cs="Latha"/>
+                <w:sz w:val="28"/>
+                <w:szCs w:val="28"/>
+                <w:cs/>
+                <w:lang w:bidi="ta-IN"/>
+              </w:rPr>
+              <w:t>த்</w:t>
+            </w:r>
+            <w:r>
+              <w:rPr>
+                <w:rFonts w:ascii="Latha" w:hAnsi="Latha" w:cs="Latha"/>
+                <w:sz w:val="28"/>
+                <w:szCs w:val="28"/>
+                <w:highlight w:val="yellow"/>
+                <w:cs/>
+                <w:lang w:bidi="ta-IN"/>
+              </w:rPr>
+              <w:t>ய</w:t>
+            </w:r>
+            <w:r>
+              <w:rPr>
+                <w:rFonts w:ascii="Latha" w:hAnsi="Latha" w:cs="Latha"/>
+                <w:sz w:val="28"/>
+                <w:szCs w:val="28"/>
+                <w:lang w:val="it-IT" w:bidi="ta-IN"/>
+              </w:rPr>
+              <w:t xml:space="preserve"> </w:t>
+            </w:r>
+            <w:r>
+              <w:rPr>
+                <w:rFonts w:ascii="Latha" w:hAnsi="Latha" w:cs="Latha"/>
+                <w:sz w:val="28"/>
+                <w:szCs w:val="28"/>
+                <w:cs/>
+                <w:lang w:bidi="ta-IN"/>
+              </w:rPr>
+              <w:t>ஶி</w:t>
+            </w:r>
+            <w:r>
+              <w:rPr>
+                <w:rFonts w:ascii="BRH Tamil Tab Extra" w:hAnsi="BRH Tamil Tab Extra" w:cs="Latha"/>
+                <w:b/>
+                <w:sz w:val="32"/>
+                <w:szCs w:val="28"/>
+                <w:lang w:val="it-IT" w:bidi="ta-IN"/>
+              </w:rPr>
+              <w:t>…</w:t>
+            </w:r>
+            <w:r>
+              <w:rPr>
+                <w:rFonts w:ascii="Latha" w:hAnsi="Latha" w:cs="Latha"/>
+                <w:sz w:val="28"/>
+                <w:szCs w:val="28"/>
+                <w:cs/>
+                <w:lang w:bidi="ta-IN"/>
+              </w:rPr>
+              <w:t>ல்ப</w:t>
+            </w:r>
+            <w:r>
+              <w:rPr>
+                <w:rFonts w:ascii="Latha" w:hAnsi="Latha" w:cs="Latha"/>
+                <w:b/>
+                <w:bCs/>
+                <w:sz w:val="32"/>
+                <w:szCs w:val="32"/>
+                <w:cs/>
+                <w:lang w:bidi="ta-IN"/>
+              </w:rPr>
+              <w:t>:</w:t>
+            </w:r>
+            <w:r>
+              <w:rPr>
+                <w:rFonts w:ascii="Latha" w:hAnsi="Latha" w:cs="Latha"/>
+                <w:sz w:val="28"/>
+                <w:szCs w:val="28"/>
+                <w:lang w:val="it-IT" w:bidi="ta-IN"/>
+              </w:rPr>
+              <w:t xml:space="preserve"> | </w:t>
+            </w:r>
+            <w:r>
+              <w:rPr>
+                <w:rFonts w:ascii="Latha" w:hAnsi="Latha" w:cs="Latha"/>
+                <w:sz w:val="28"/>
+                <w:szCs w:val="28"/>
+                <w:cs/>
+                <w:lang w:bidi="ta-IN"/>
+              </w:rPr>
+              <w:t>ஶி</w:t>
+            </w:r>
+            <w:r>
+              <w:rPr>
+                <w:rFonts w:ascii="BRH Tamil Tab Extra" w:hAnsi="BRH Tamil Tab Extra" w:cs="Latha"/>
+                <w:b/>
+                <w:sz w:val="32"/>
+                <w:szCs w:val="28"/>
+                <w:lang w:val="it-IT" w:bidi="ta-IN"/>
+              </w:rPr>
+              <w:t>…</w:t>
+            </w:r>
+            <w:r>
+              <w:rPr>
+                <w:rFonts w:ascii="Latha" w:hAnsi="Latha" w:cs="Latha"/>
+                <w:sz w:val="28"/>
+                <w:szCs w:val="28"/>
+                <w:cs/>
+                <w:lang w:bidi="ta-IN"/>
+              </w:rPr>
+              <w:t>ல்போ</w:t>
+            </w:r>
+            <w:r>
+              <w:rPr>
+                <w:rFonts w:ascii="Latha" w:hAnsi="Latha" w:cs="Latha"/>
+                <w:sz w:val="28"/>
+                <w:szCs w:val="28"/>
+                <w:lang w:val="it-IT" w:bidi="ta-IN"/>
+              </w:rPr>
+              <w:t xml:space="preserve"> </w:t>
+            </w:r>
+            <w:r>
+              <w:rPr>
+                <w:rFonts w:ascii="Latha" w:hAnsi="Latha" w:cs="Latha"/>
+                <w:sz w:val="28"/>
+                <w:szCs w:val="28"/>
+                <w:cs/>
+                <w:lang w:bidi="ta-IN"/>
+              </w:rPr>
+              <w:t>வை</w:t>
+            </w:r>
+            <w:r>
+              <w:rPr>
+                <w:rFonts w:ascii="BRH Tamil Tab Extra" w:hAnsi="BRH Tamil Tab Extra" w:cs="Latha"/>
+                <w:b/>
+                <w:sz w:val="36"/>
+                <w:szCs w:val="28"/>
+                <w:lang w:val="it-IT" w:bidi="ta-IN"/>
+              </w:rPr>
+              <w:t>‡</w:t>
+            </w:r>
+            <w:r>
+              <w:rPr>
+                <w:rFonts w:ascii="Latha" w:hAnsi="Latha" w:cs="Latha"/>
+                <w:sz w:val="28"/>
+                <w:szCs w:val="28"/>
+                <w:cs/>
+                <w:lang w:bidi="ta-IN"/>
+              </w:rPr>
+              <w:t>ஶ்வதே</w:t>
+            </w:r>
+            <w:r>
+              <w:rPr>
+                <w:rFonts w:ascii="BRH Tamil Tab Extra" w:hAnsi="BRH Tamil Tab Extra" w:cs="Latha"/>
+                <w:b/>
+                <w:sz w:val="32"/>
+                <w:szCs w:val="28"/>
+                <w:lang w:val="it-IT" w:bidi="ta-IN"/>
+              </w:rPr>
+              <w:t>…</w:t>
+            </w:r>
+            <w:r>
+              <w:rPr>
+                <w:rFonts w:ascii="Latha" w:hAnsi="Latha" w:cs="Latha"/>
+                <w:b/>
+                <w:bCs/>
+                <w:position w:val="-12"/>
+                <w:sz w:val="28"/>
+                <w:szCs w:val="28"/>
+                <w:cs/>
+                <w:lang w:bidi="ta-IN"/>
+              </w:rPr>
+              <w:t>3</w:t>
+            </w:r>
+            <w:r>
+              <w:rPr>
+                <w:rFonts w:ascii="Latha" w:hAnsi="Latha" w:cs="Latha"/>
+                <w:sz w:val="28"/>
+                <w:szCs w:val="28"/>
+                <w:cs/>
+                <w:lang w:bidi="ta-IN"/>
+              </w:rPr>
+              <w:t>வ</w:t>
+            </w:r>
+            <w:r>
+              <w:rPr>
+                <w:rFonts w:ascii="Latha" w:hAnsi="Latha" w:cs="Latha"/>
+                <w:b/>
+                <w:bCs/>
+                <w:sz w:val="32"/>
+                <w:szCs w:val="32"/>
+                <w:cs/>
+                <w:lang w:bidi="ta-IN"/>
+              </w:rPr>
+              <w:t>:</w:t>
+            </w:r>
+            <w:r>
+              <w:rPr>
+                <w:rFonts w:ascii="Latha" w:hAnsi="Latha" w:cs="Latha"/>
+                <w:sz w:val="28"/>
+                <w:szCs w:val="28"/>
+                <w:lang w:val="it-IT" w:bidi="ta-IN"/>
+              </w:rPr>
+              <w:t xml:space="preserve"> |</w:t>
+            </w:r>
+          </w:p>
+        </w:tc>
+        <w:tc>
+          <w:tcPr>
+            <w:tcW w:w="5386" w:type="dxa"/>
+          </w:tcPr>
+          <w:p>
+            <w:pPr>
+              <w:widowControl w:val="0"/>
+              <w:autoSpaceDE w:val="0"/>
+              <w:autoSpaceDN w:val="0"/>
+              <w:adjustRightInd w:val="0"/>
+              <w:spacing w:before="0" w:line="240" w:lineRule="auto"/>
+              <w:rPr>
+                <w:rFonts w:ascii="BRH Malayalam Extra" w:eastAsia="Times New Roman" w:hAnsi="BRH Malayalam Extra" w:cs="BRH Malayalam Extra"/>
+                <w:color w:val="000000"/>
+                <w:sz w:val="40"/>
+                <w:szCs w:val="40"/>
+                <w:lang w:val="it-IT" w:eastAsia="en-IN" w:bidi="ml-IN"/>
+              </w:rPr>
+            </w:pPr>
+            <w:r>
+              <w:rPr>
+                <w:rFonts w:ascii="Latha" w:hAnsi="Latha" w:cs="Latha"/>
+                <w:sz w:val="28"/>
+                <w:szCs w:val="28"/>
+                <w:cs/>
+                <w:lang w:bidi="ta-IN"/>
+              </w:rPr>
+              <w:t>பா</w:t>
+            </w:r>
+            <w:r>
+              <w:rPr>
+                <w:rFonts w:ascii="BRH Tamil Tab Extra" w:hAnsi="BRH Tamil Tab Extra" w:cs="Latha"/>
+                <w:b/>
+                <w:sz w:val="32"/>
+                <w:szCs w:val="28"/>
+                <w:lang w:val="it-IT" w:bidi="ta-IN"/>
+              </w:rPr>
+              <w:t>…</w:t>
+            </w:r>
+            <w:r>
+              <w:rPr>
+                <w:rFonts w:ascii="Latha" w:hAnsi="Latha" w:cs="Latha"/>
+                <w:b/>
+                <w:bCs/>
+                <w:position w:val="-12"/>
+                <w:sz w:val="28"/>
+                <w:szCs w:val="28"/>
+                <w:cs/>
+                <w:lang w:bidi="ta-IN"/>
+              </w:rPr>
+              <w:t>3</w:t>
+            </w:r>
+            <w:r>
+              <w:rPr>
+                <w:rFonts w:ascii="Latha" w:hAnsi="Latha" w:cs="Latha"/>
+                <w:sz w:val="28"/>
+                <w:szCs w:val="28"/>
+                <w:cs/>
+                <w:lang w:bidi="ta-IN"/>
+              </w:rPr>
+              <w:t>ர்</w:t>
+            </w:r>
+            <w:r>
+              <w:rPr>
+                <w:rFonts w:ascii="BRH Tamil Tab Extra" w:hAnsi="BRH Tamil Tab Extra" w:cs="Latha"/>
+                <w:b/>
+                <w:sz w:val="32"/>
+                <w:szCs w:val="28"/>
+                <w:lang w:val="it-IT" w:bidi="ta-IN"/>
+              </w:rPr>
+              <w:t>…</w:t>
+            </w:r>
+            <w:r>
+              <w:rPr>
+                <w:rFonts w:ascii="Latha" w:hAnsi="Latha" w:cs="Latha"/>
+                <w:sz w:val="28"/>
+                <w:szCs w:val="28"/>
+                <w:lang w:val="it-IT" w:bidi="ta-IN"/>
+              </w:rPr>
+              <w:t>.</w:t>
+            </w:r>
+            <w:r>
+              <w:rPr>
+                <w:rFonts w:ascii="Latha" w:hAnsi="Latha" w:cs="Latha"/>
+                <w:sz w:val="28"/>
+                <w:szCs w:val="28"/>
+                <w:cs/>
+                <w:lang w:bidi="ta-IN"/>
+              </w:rPr>
+              <w:t>ஹ</w:t>
+            </w:r>
+            <w:r>
+              <w:rPr>
+                <w:rFonts w:ascii="BRH Tamil Tab Extra" w:hAnsi="BRH Tamil Tab Extra" w:cs="Latha"/>
+                <w:b/>
+                <w:sz w:val="32"/>
+                <w:szCs w:val="28"/>
+                <w:lang w:val="it-IT" w:bidi="ta-IN"/>
+              </w:rPr>
+              <w:t>…</w:t>
+            </w:r>
+            <w:r>
+              <w:rPr>
+                <w:rFonts w:ascii="Latha" w:hAnsi="Latha" w:cs="Latha"/>
+                <w:sz w:val="28"/>
+                <w:szCs w:val="28"/>
+                <w:cs/>
+                <w:lang w:bidi="ta-IN"/>
+              </w:rPr>
+              <w:t>ஸ்ப</w:t>
+            </w:r>
+            <w:r>
+              <w:rPr>
+                <w:rFonts w:ascii="BRH Tamil Tab Extra" w:hAnsi="BRH Tamil Tab Extra" w:cs="Latha"/>
+                <w:b/>
+                <w:sz w:val="32"/>
+                <w:szCs w:val="28"/>
+                <w:lang w:val="it-IT" w:bidi="ta-IN"/>
+              </w:rPr>
+              <w:t>…</w:t>
+            </w:r>
+            <w:r>
+              <w:rPr>
+                <w:rFonts w:ascii="Latha" w:hAnsi="Latha" w:cs="Latha"/>
+                <w:sz w:val="28"/>
+                <w:szCs w:val="28"/>
+                <w:cs/>
+                <w:lang w:bidi="ta-IN"/>
+              </w:rPr>
+              <w:t>த்ய</w:t>
+            </w:r>
+            <w:r>
+              <w:rPr>
+                <w:rFonts w:ascii="Latha" w:hAnsi="Latha" w:cs="Latha"/>
+                <w:b/>
+                <w:bCs/>
+                <w:sz w:val="32"/>
+                <w:szCs w:val="32"/>
+                <w:highlight w:val="green"/>
+                <w:cs/>
+                <w:lang w:bidi="ta-IN"/>
+              </w:rPr>
+              <w:t>:</w:t>
+            </w:r>
+            <w:r>
+              <w:rPr>
+                <w:rFonts w:ascii="Latha" w:hAnsi="Latha" w:cs="Latha"/>
+                <w:sz w:val="28"/>
+                <w:szCs w:val="28"/>
+                <w:lang w:val="it-IT" w:bidi="ta-IN"/>
+              </w:rPr>
+              <w:t xml:space="preserve"> </w:t>
+            </w:r>
+            <w:r>
+              <w:rPr>
+                <w:rFonts w:ascii="Latha" w:hAnsi="Latha" w:cs="Latha"/>
+                <w:sz w:val="28"/>
+                <w:szCs w:val="28"/>
+                <w:cs/>
+                <w:lang w:bidi="ta-IN"/>
+              </w:rPr>
+              <w:t>ஶி</w:t>
+            </w:r>
+            <w:r>
+              <w:rPr>
+                <w:rFonts w:ascii="BRH Tamil Tab Extra" w:hAnsi="BRH Tamil Tab Extra" w:cs="Latha"/>
+                <w:b/>
+                <w:sz w:val="32"/>
+                <w:szCs w:val="28"/>
+                <w:lang w:val="it-IT" w:bidi="ta-IN"/>
+              </w:rPr>
+              <w:t>…</w:t>
+            </w:r>
+            <w:r>
+              <w:rPr>
+                <w:rFonts w:ascii="Latha" w:hAnsi="Latha" w:cs="Latha"/>
+                <w:sz w:val="28"/>
+                <w:szCs w:val="28"/>
+                <w:cs/>
+                <w:lang w:bidi="ta-IN"/>
+              </w:rPr>
+              <w:t>ல்ப</w:t>
+            </w:r>
+            <w:r>
+              <w:rPr>
+                <w:rFonts w:ascii="Latha" w:hAnsi="Latha" w:cs="Latha"/>
+                <w:b/>
+                <w:bCs/>
+                <w:sz w:val="32"/>
+                <w:szCs w:val="32"/>
+                <w:cs/>
+                <w:lang w:bidi="ta-IN"/>
+              </w:rPr>
+              <w:t>:</w:t>
+            </w:r>
+            <w:r>
+              <w:rPr>
+                <w:rFonts w:ascii="Latha" w:hAnsi="Latha" w:cs="Latha"/>
+                <w:sz w:val="28"/>
+                <w:szCs w:val="28"/>
+                <w:lang w:val="it-IT" w:bidi="ta-IN"/>
+              </w:rPr>
+              <w:t xml:space="preserve"> | </w:t>
+            </w:r>
+            <w:r>
+              <w:rPr>
+                <w:rFonts w:ascii="Latha" w:hAnsi="Latha" w:cs="Latha"/>
+                <w:sz w:val="28"/>
+                <w:szCs w:val="28"/>
+                <w:cs/>
+                <w:lang w:bidi="ta-IN"/>
+              </w:rPr>
+              <w:t>ஶி</w:t>
+            </w:r>
+            <w:r>
+              <w:rPr>
+                <w:rFonts w:ascii="BRH Tamil Tab Extra" w:hAnsi="BRH Tamil Tab Extra" w:cs="Latha"/>
+                <w:b/>
+                <w:sz w:val="32"/>
+                <w:szCs w:val="28"/>
+                <w:lang w:val="it-IT" w:bidi="ta-IN"/>
+              </w:rPr>
+              <w:t>…</w:t>
+            </w:r>
+            <w:r>
+              <w:rPr>
+                <w:rFonts w:ascii="Latha" w:hAnsi="Latha" w:cs="Latha"/>
+                <w:sz w:val="28"/>
+                <w:szCs w:val="28"/>
+                <w:cs/>
+                <w:lang w:bidi="ta-IN"/>
+              </w:rPr>
+              <w:t>ல்போ</w:t>
+            </w:r>
+            <w:r>
+              <w:rPr>
+                <w:rFonts w:ascii="Latha" w:hAnsi="Latha" w:cs="Latha"/>
+                <w:sz w:val="28"/>
+                <w:szCs w:val="28"/>
+                <w:lang w:val="it-IT" w:bidi="ta-IN"/>
+              </w:rPr>
+              <w:t xml:space="preserve"> </w:t>
+            </w:r>
+            <w:r>
+              <w:rPr>
+                <w:rFonts w:ascii="Latha" w:hAnsi="Latha" w:cs="Latha"/>
+                <w:sz w:val="28"/>
+                <w:szCs w:val="28"/>
+                <w:cs/>
+                <w:lang w:bidi="ta-IN"/>
+              </w:rPr>
+              <w:t>வை</w:t>
+            </w:r>
+            <w:r>
+              <w:rPr>
+                <w:rFonts w:ascii="BRH Tamil Tab Extra" w:hAnsi="BRH Tamil Tab Extra" w:cs="Latha"/>
+                <w:b/>
+                <w:sz w:val="36"/>
+                <w:szCs w:val="28"/>
+                <w:lang w:val="it-IT" w:bidi="ta-IN"/>
+              </w:rPr>
+              <w:t>‡</w:t>
+            </w:r>
+            <w:r>
+              <w:rPr>
+                <w:rFonts w:ascii="Latha" w:hAnsi="Latha" w:cs="Latha"/>
+                <w:sz w:val="28"/>
+                <w:szCs w:val="28"/>
+                <w:cs/>
+                <w:lang w:bidi="ta-IN"/>
+              </w:rPr>
+              <w:t>ஶ்வதே</w:t>
+            </w:r>
+            <w:r>
+              <w:rPr>
+                <w:rFonts w:ascii="BRH Tamil Tab Extra" w:hAnsi="BRH Tamil Tab Extra" w:cs="Latha"/>
+                <w:b/>
+                <w:sz w:val="32"/>
+                <w:szCs w:val="28"/>
+                <w:lang w:val="it-IT" w:bidi="ta-IN"/>
+              </w:rPr>
+              <w:t>…</w:t>
+            </w:r>
+            <w:r>
+              <w:rPr>
+                <w:rFonts w:ascii="Latha" w:hAnsi="Latha" w:cs="Latha"/>
+                <w:b/>
+                <w:bCs/>
+                <w:position w:val="-12"/>
+                <w:sz w:val="28"/>
+                <w:szCs w:val="28"/>
+                <w:cs/>
+                <w:lang w:bidi="ta-IN"/>
+              </w:rPr>
+              <w:t>3</w:t>
+            </w:r>
+            <w:r>
+              <w:rPr>
+                <w:rFonts w:ascii="Latha" w:hAnsi="Latha" w:cs="Latha"/>
+                <w:sz w:val="28"/>
+                <w:szCs w:val="28"/>
+                <w:cs/>
+                <w:lang w:bidi="ta-IN"/>
+              </w:rPr>
+              <w:t>வ</w:t>
+            </w:r>
+            <w:r>
+              <w:rPr>
+                <w:rFonts w:ascii="Latha" w:hAnsi="Latha" w:cs="Latha"/>
+                <w:b/>
+                <w:bCs/>
+                <w:sz w:val="32"/>
+                <w:szCs w:val="32"/>
+                <w:cs/>
+                <w:lang w:bidi="ta-IN"/>
+              </w:rPr>
+              <w:t>:</w:t>
+            </w:r>
+            <w:r>
+              <w:rPr>
+                <w:rFonts w:ascii="Latha" w:hAnsi="Latha" w:cs="Latha"/>
+                <w:sz w:val="28"/>
+                <w:szCs w:val="28"/>
+                <w:lang w:val="it-IT" w:bidi="ta-IN"/>
+              </w:rPr>
+              <w:t xml:space="preserve"> |</w:t>
+            </w:r>
+          </w:p>
+        </w:tc>
+      </w:tr>
+      <w:tr>
+        <w:trPr>
+          <w:trHeight w:val="976"/>
+        </w:trPr>
+        <w:tc>
+          <w:tcPr>
+            <w:tcW w:w="3906" w:type="dxa"/>
+          </w:tcPr>
+          <w:p>
+            <w:pPr>
+              <w:widowControl w:val="0"/>
+              <w:tabs>
+                <w:tab w:val="left" w:pos="993"/>
+              </w:tabs>
+              <w:autoSpaceDE w:val="0"/>
+              <w:autoSpaceDN w:val="0"/>
+              <w:adjustRightInd w:val="0"/>
+              <w:spacing w:before="0" w:line="240" w:lineRule="auto"/>
+              <w:ind w:right="297"/>
+              <w:rPr>
+                <w:rFonts w:cs="Arial"/>
+                <w:b/>
+                <w:color w:val="000000"/>
+                <w:sz w:val="28"/>
+                <w:szCs w:val="32"/>
+                <w:lang w:val="it-IT"/>
+              </w:rPr>
+            </w:pPr>
+          </w:p>
+        </w:tc>
+        <w:tc>
+          <w:tcPr>
+            <w:tcW w:w="5103" w:type="dxa"/>
+          </w:tcPr>
+          <w:p>
+            <w:pPr>
+              <w:widowControl w:val="0"/>
+              <w:autoSpaceDE w:val="0"/>
+              <w:autoSpaceDN w:val="0"/>
+              <w:adjustRightInd w:val="0"/>
+              <w:spacing w:before="0" w:line="240" w:lineRule="auto"/>
+              <w:rPr>
+                <w:rFonts w:ascii="Latha" w:hAnsi="Latha" w:cs="Latha"/>
+                <w:sz w:val="28"/>
+                <w:szCs w:val="28"/>
+                <w:cs/>
+                <w:lang w:bidi="ta-IN"/>
+              </w:rPr>
+            </w:pPr>
+          </w:p>
+        </w:tc>
+        <w:tc>
+          <w:tcPr>
+            <w:tcW w:w="5386" w:type="dxa"/>
+          </w:tcPr>
+          <w:p>
+            <w:pPr>
+              <w:widowControl w:val="0"/>
+              <w:autoSpaceDE w:val="0"/>
+              <w:autoSpaceDN w:val="0"/>
+              <w:adjustRightInd w:val="0"/>
+              <w:spacing w:before="0" w:line="240" w:lineRule="auto"/>
+              <w:rPr>
+                <w:rFonts w:ascii="Latha" w:hAnsi="Latha" w:cs="Latha"/>
+                <w:sz w:val="28"/>
+                <w:szCs w:val="28"/>
+                <w:cs/>
+                <w:lang w:bidi="ta-IN"/>
+              </w:rPr>
+            </w:pPr>
+          </w:p>
+        </w:tc>
+      </w:tr>
+    </w:tbl>
+    <w:p>
+      <w:pPr>
+        <w:jc w:val="center"/>
+        <w:rPr>
+          <w:b/>
+          <w:bCs/>
+          <w:sz w:val="32"/>
+          <w:szCs w:val="32"/>
+          <w:u w:val="single"/>
+          <w:lang w:val="it-IT"/>
+        </w:rPr>
+      </w:pPr>
+    </w:p>
     <w:p>
       <w:pPr>
         <w:jc w:val="center"/>
@@ -677,6 +2548,7 @@
                 <w:cs/>
                 <w:lang w:bidi="ta-IN"/>
               </w:rPr>
+              <w:lastRenderedPageBreak/>
               <w:t>ரா</w:t>
             </w:r>
             <w:r>
@@ -778,6 +2650,7 @@
                 <w:cs/>
                 <w:lang w:bidi="ta-IN"/>
               </w:rPr>
+              <w:lastRenderedPageBreak/>
               <w:t>வரு</w:t>
             </w:r>
             <w:r>
@@ -1028,6 +2901,7 @@
                 <w:cs/>
                 <w:lang w:bidi="ta-IN"/>
               </w:rPr>
+              <w:lastRenderedPageBreak/>
               <w:t>ரா</w:t>
             </w:r>
             <w:r>
@@ -1124,6 +2998,7 @@
           <w:szCs w:val="32"/>
           <w:u w:val="single"/>
         </w:rPr>
+        <w:lastRenderedPageBreak/>
         <w:t>========</w:t>
       </w:r>
     </w:p>
@@ -2905,7 +4780,6 @@
                 <w:sz w:val="28"/>
                 <w:szCs w:val="32"/>
               </w:rPr>
-              <w:lastRenderedPageBreak/>
               <w:t>T.S.5.5.3.1 – Kramam</w:t>
             </w:r>
           </w:p>
@@ -4008,6 +5882,7 @@
                 <w:sz w:val="28"/>
                 <w:szCs w:val="32"/>
               </w:rPr>
+              <w:lastRenderedPageBreak/>
               <w:t>T.S.5.5.7.4 – Kramam</w:t>
             </w:r>
           </w:p>
@@ -6543,7 +8418,6 @@
                 <w:sz w:val="28"/>
                 <w:szCs w:val="32"/>
               </w:rPr>
-              <w:lastRenderedPageBreak/>
               <w:t>T.S.5.5.10.2 – Kramam</w:t>
             </w:r>
           </w:p>
@@ -7497,6 +9371,7 @@
                 <w:cs/>
                 <w:lang w:bidi="ta-IN"/>
               </w:rPr>
+              <w:lastRenderedPageBreak/>
               <w:t>தி</w:t>
             </w:r>
             <w:r>
@@ -8810,7 +10685,6 @@
                 <w:sz w:val="28"/>
                 <w:szCs w:val="32"/>
               </w:rPr>
-              <w:lastRenderedPageBreak/>
               <w:t>T.S.5.5.23.1 – Kramam</w:t>
             </w:r>
           </w:p>
@@ -10231,6 +12105,7 @@
                 <w:sz w:val="32"/>
                 <w:szCs w:val="36"/>
               </w:rPr>
+              <w:lastRenderedPageBreak/>
               <w:t>None</w:t>
             </w:r>
           </w:p>
@@ -10318,7 +12193,7 @@
 </file>
 
 <file path=word/endnotes.xml><?xml version="1.0" encoding="utf-8"?>
-<w:endnotes xmlns:wpc="http://schemas.microsoft.com/office/word/2010/wordprocessingCanvas" xmlns:cx="http://schemas.microsoft.com/office/drawing/2014/chartex" xmlns:cx1="http://schemas.microsoft.com/office/drawing/2015/9/8/chartex" xmlns:cx2="http://schemas.microsoft.com/office/drawing/2015/10/21/chartex" xmlns:cx3="http://schemas.microsoft.com/office/drawing/2016/5/9/chartex" xmlns:cx4="http://schemas.microsoft.com/office/drawing/2016/5/10/chartex" xmlns:cx5="http://schemas.microsoft.com/office/drawing/2016/5/11/chartex" xmlns:cx6="http://schemas.microsoft.com/office/drawing/2016/5/12/chartex" xmlns:cx7="http://schemas.microsoft.com/office/drawing/2016/5/13/chartex" xmlns:cx8="http://schemas.microsoft.com/office/drawing/2016/5/14/chartex" xmlns:mc="http://schemas.openxmlformats.org/markup-compatibility/2006" xmlns:aink="http://schemas.microsoft.com/office/drawing/2016/ink" xmlns:am3d="http://schemas.microsoft.com/office/drawing/2017/model3d" xmlns:o="urn:schemas-microsoft-com:office:office" xmlns:oel="http://schemas.microsoft.com/office/2019/extlst" xmlns:r="http://schemas.openxmlformats.org/officeDocument/2006/relationships" xmlns:m="http://schemas.openxmlformats.org/officeDocument/2006/math" xmlns:v="urn:schemas-microsoft-com:vml" xmlns:wp14="http://schemas.microsoft.com/office/word/2010/wordprocessingDrawing" xmlns:wp="http://schemas.openxmlformats.org/drawingml/2006/wordprocessingDrawing" xmlns:w10="urn:schemas-microsoft-com:office:word" xmlns:w="http://schemas.openxmlformats.org/wordprocessingml/2006/main" xmlns:w14="http://schemas.microsoft.com/office/word/2010/wordml" xmlns:w15="http://schemas.microsoft.com/office/word/2012/wordml" xmlns:w16cex="http://schemas.microsoft.com/office/word/2018/wordml/cex" xmlns:w16cid="http://schemas.microsoft.com/office/word/2016/wordml/cid" xmlns:w16="http://schemas.microsoft.com/office/word/2018/wordml" xmlns:w16sdtdh="http://schemas.microsoft.com/office/word/2020/wordml/sdtdatahash" xmlns:w16se="http://schemas.microsoft.com/office/word/2015/wordml/symex" xmlns:wpg="http://schemas.microsoft.com/office/word/2010/wordprocessingGroup" xmlns:wpi="http://schemas.microsoft.com/office/word/2010/wordprocessingInk" xmlns:wne="http://schemas.microsoft.com/office/word/2006/wordml" xmlns:wps="http://schemas.microsoft.com/office/word/2010/wordprocessingShape" mc:Ignorable="w14 w15 w16se w16cid w16 w16cex w16sdtdh wp14">
+<w:endnotes xmlns:wpc="http://schemas.microsoft.com/office/word/2010/wordprocessingCanvas" xmlns:cx="http://schemas.microsoft.com/office/drawing/2014/chartex" xmlns:cx1="http://schemas.microsoft.com/office/drawing/2015/9/8/chartex" xmlns:cx2="http://schemas.microsoft.com/office/drawing/2015/10/21/chartex" xmlns:cx3="http://schemas.microsoft.com/office/drawing/2016/5/9/chartex" xmlns:cx4="http://schemas.microsoft.com/office/drawing/2016/5/10/chartex" xmlns:cx5="http://schemas.microsoft.com/office/drawing/2016/5/11/chartex" xmlns:cx6="http://schemas.microsoft.com/office/drawing/2016/5/12/chartex" xmlns:cx7="http://schemas.microsoft.com/office/drawing/2016/5/13/chartex" xmlns:cx8="http://schemas.microsoft.com/office/drawing/2016/5/14/chartex" xmlns:mc="http://schemas.openxmlformats.org/markup-compatibility/2006" xmlns:aink="http://schemas.microsoft.com/office/drawing/2016/ink" xmlns:am3d="http://schemas.microsoft.com/office/drawing/2017/model3d" xmlns:o="urn:schemas-microsoft-com:office:office" xmlns:oel="http://schemas.microsoft.com/office/2019/extlst" xmlns:r="http://schemas.openxmlformats.org/officeDocument/2006/relationships" xmlns:m="http://schemas.openxmlformats.org/officeDocument/2006/math" xmlns:v="urn:schemas-microsoft-com:vml" xmlns:wp14="http://schemas.microsoft.com/office/word/2010/wordprocessingDrawing" xmlns:wp="http://schemas.openxmlformats.org/drawingml/2006/wordprocessingDrawing" xmlns:w10="urn:schemas-microsoft-com:office:word" xmlns:w="http://schemas.openxmlformats.org/wordprocessingml/2006/main" xmlns:w14="http://schemas.microsoft.com/office/word/2010/wordml" xmlns:w15="http://schemas.microsoft.com/office/word/2012/wordml" xmlns:w16cex="http://schemas.microsoft.com/office/word/2018/wordml/cex" xmlns:w16cid="http://schemas.microsoft.com/office/word/2016/wordml/cid" xmlns:w16="http://schemas.microsoft.com/office/word/2018/wordml" xmlns:w16du="http://schemas.microsoft.com/office/word/2023/wordml/word16du" xmlns:w16sdtdh="http://schemas.microsoft.com/office/word/2020/wordml/sdtdatahash" xmlns:w16sdtfl="http://schemas.microsoft.com/office/word/2024/wordml/sdtformatlock" xmlns:w16se="http://schemas.microsoft.com/office/word/2015/wordml/symex" xmlns:wpg="http://schemas.microsoft.com/office/word/2010/wordprocessingGroup" xmlns:wpi="http://schemas.microsoft.com/office/word/2010/wordprocessingInk" xmlns:wne="http://schemas.microsoft.com/office/word/2006/wordml" xmlns:wps="http://schemas.microsoft.com/office/word/2010/wordprocessingShape" mc:Ignorable="w14 w15 w16se w16cid w16 w16cex w16sdtdh w16sdtfl w16du wp14">
   <w:endnote w:type="separator" w:id="-1">
     <w:p>
       <w:pPr>
@@ -10343,7 +12218,7 @@
 </file>
 
 <file path=word/footer1.xml><?xml version="1.0" encoding="utf-8"?>
-<w:ftr xmlns:wpc="http://schemas.microsoft.com/office/word/2010/wordprocessingCanvas" xmlns:cx="http://schemas.microsoft.com/office/drawing/2014/chartex" xmlns:cx1="http://schemas.microsoft.com/office/drawing/2015/9/8/chartex" xmlns:cx2="http://schemas.microsoft.com/office/drawing/2015/10/21/chartex" xmlns:cx3="http://schemas.microsoft.com/office/drawing/2016/5/9/chartex" xmlns:cx4="http://schemas.microsoft.com/office/drawing/2016/5/10/chartex" xmlns:cx5="http://schemas.microsoft.com/office/drawing/2016/5/11/chartex" xmlns:cx6="http://schemas.microsoft.com/office/drawing/2016/5/12/chartex" xmlns:cx7="http://schemas.microsoft.com/office/drawing/2016/5/13/chartex" xmlns:cx8="http://schemas.microsoft.com/office/drawing/2016/5/14/chartex" xmlns:mc="http://schemas.openxmlformats.org/markup-compatibility/2006" xmlns:aink="http://schemas.microsoft.com/office/drawing/2016/ink" xmlns:am3d="http://schemas.microsoft.com/office/drawing/2017/model3d" xmlns:o="urn:schemas-microsoft-com:office:office" xmlns:oel="http://schemas.microsoft.com/office/2019/extlst" xmlns:r="http://schemas.openxmlformats.org/officeDocument/2006/relationships" xmlns:m="http://schemas.openxmlformats.org/officeDocument/2006/math" xmlns:v="urn:schemas-microsoft-com:vml" xmlns:wp14="http://schemas.microsoft.com/office/word/2010/wordprocessingDrawing" xmlns:wp="http://schemas.openxmlformats.org/drawingml/2006/wordprocessingDrawing" xmlns:w10="urn:schemas-microsoft-com:office:word" xmlns:w="http://schemas.openxmlformats.org/wordprocessingml/2006/main" xmlns:w14="http://schemas.microsoft.com/office/word/2010/wordml" xmlns:w15="http://schemas.microsoft.com/office/word/2012/wordml" xmlns:w16cex="http://schemas.microsoft.com/office/word/2018/wordml/cex" xmlns:w16cid="http://schemas.microsoft.com/office/word/2016/wordml/cid" xmlns:w16="http://schemas.microsoft.com/office/word/2018/wordml" xmlns:w16sdtdh="http://schemas.microsoft.com/office/word/2020/wordml/sdtdatahash" xmlns:w16se="http://schemas.microsoft.com/office/word/2015/wordml/symex" xmlns:wpg="http://schemas.microsoft.com/office/word/2010/wordprocessingGroup" xmlns:wpi="http://schemas.microsoft.com/office/word/2010/wordprocessingInk" xmlns:wne="http://schemas.microsoft.com/office/word/2006/wordml" xmlns:wps="http://schemas.microsoft.com/office/word/2010/wordprocessingShape" mc:Ignorable="w14 w15 w16se w16cid w16 w16cex w16sdtdh wp14">
+<w:ftr xmlns:wpc="http://schemas.microsoft.com/office/word/2010/wordprocessingCanvas" xmlns:cx="http://schemas.microsoft.com/office/drawing/2014/chartex" xmlns:cx1="http://schemas.microsoft.com/office/drawing/2015/9/8/chartex" xmlns:cx2="http://schemas.microsoft.com/office/drawing/2015/10/21/chartex" xmlns:cx3="http://schemas.microsoft.com/office/drawing/2016/5/9/chartex" xmlns:cx4="http://schemas.microsoft.com/office/drawing/2016/5/10/chartex" xmlns:cx5="http://schemas.microsoft.com/office/drawing/2016/5/11/chartex" xmlns:cx6="http://schemas.microsoft.com/office/drawing/2016/5/12/chartex" xmlns:cx7="http://schemas.microsoft.com/office/drawing/2016/5/13/chartex" xmlns:cx8="http://schemas.microsoft.com/office/drawing/2016/5/14/chartex" xmlns:mc="http://schemas.openxmlformats.org/markup-compatibility/2006" xmlns:aink="http://schemas.microsoft.com/office/drawing/2016/ink" xmlns:am3d="http://schemas.microsoft.com/office/drawing/2017/model3d" xmlns:o="urn:schemas-microsoft-com:office:office" xmlns:oel="http://schemas.microsoft.com/office/2019/extlst" xmlns:r="http://schemas.openxmlformats.org/officeDocument/2006/relationships" xmlns:m="http://schemas.openxmlformats.org/officeDocument/2006/math" xmlns:v="urn:schemas-microsoft-com:vml" xmlns:wp14="http://schemas.microsoft.com/office/word/2010/wordprocessingDrawing" xmlns:wp="http://schemas.openxmlformats.org/drawingml/2006/wordprocessingDrawing" xmlns:w10="urn:schemas-microsoft-com:office:word" xmlns:w="http://schemas.openxmlformats.org/wordprocessingml/2006/main" xmlns:w14="http://schemas.microsoft.com/office/word/2010/wordml" xmlns:w15="http://schemas.microsoft.com/office/word/2012/wordml" xmlns:w16cex="http://schemas.microsoft.com/office/word/2018/wordml/cex" xmlns:w16cid="http://schemas.microsoft.com/office/word/2016/wordml/cid" xmlns:w16="http://schemas.microsoft.com/office/word/2018/wordml" xmlns:w16du="http://schemas.microsoft.com/office/word/2023/wordml/word16du" xmlns:w16sdtdh="http://schemas.microsoft.com/office/word/2020/wordml/sdtdatahash" xmlns:w16sdtfl="http://schemas.microsoft.com/office/word/2024/wordml/sdtformatlock" xmlns:w16se="http://schemas.microsoft.com/office/word/2015/wordml/symex" xmlns:wpg="http://schemas.microsoft.com/office/word/2010/wordprocessingGroup" xmlns:wpi="http://schemas.microsoft.com/office/word/2010/wordprocessingInk" xmlns:wne="http://schemas.microsoft.com/office/word/2006/wordml" xmlns:wps="http://schemas.microsoft.com/office/word/2010/wordprocessingShape" mc:Ignorable="w14 w15 w16se w16cid w16 w16cex w16sdtdh w16sdtfl w16du wp14">
   <w:p>
     <w:pPr>
       <w:pBdr>
@@ -10524,7 +12399,7 @@
 </file>
 
 <file path=word/footer2.xml><?xml version="1.0" encoding="utf-8"?>
-<w:ftr xmlns:wpc="http://schemas.microsoft.com/office/word/2010/wordprocessingCanvas" xmlns:cx="http://schemas.microsoft.com/office/drawing/2014/chartex" xmlns:cx1="http://schemas.microsoft.com/office/drawing/2015/9/8/chartex" xmlns:cx2="http://schemas.microsoft.com/office/drawing/2015/10/21/chartex" xmlns:cx3="http://schemas.microsoft.com/office/drawing/2016/5/9/chartex" xmlns:cx4="http://schemas.microsoft.com/office/drawing/2016/5/10/chartex" xmlns:cx5="http://schemas.microsoft.com/office/drawing/2016/5/11/chartex" xmlns:cx6="http://schemas.microsoft.com/office/drawing/2016/5/12/chartex" xmlns:cx7="http://schemas.microsoft.com/office/drawing/2016/5/13/chartex" xmlns:cx8="http://schemas.microsoft.com/office/drawing/2016/5/14/chartex" xmlns:mc="http://schemas.openxmlformats.org/markup-compatibility/2006" xmlns:aink="http://schemas.microsoft.com/office/drawing/2016/ink" xmlns:am3d="http://schemas.microsoft.com/office/drawing/2017/model3d" xmlns:o="urn:schemas-microsoft-com:office:office" xmlns:oel="http://schemas.microsoft.com/office/2019/extlst" xmlns:r="http://schemas.openxmlformats.org/officeDocument/2006/relationships" xmlns:m="http://schemas.openxmlformats.org/officeDocument/2006/math" xmlns:v="urn:schemas-microsoft-com:vml" xmlns:wp14="http://schemas.microsoft.com/office/word/2010/wordprocessingDrawing" xmlns:wp="http://schemas.openxmlformats.org/drawingml/2006/wordprocessingDrawing" xmlns:w10="urn:schemas-microsoft-com:office:word" xmlns:w="http://schemas.openxmlformats.org/wordprocessingml/2006/main" xmlns:w14="http://schemas.microsoft.com/office/word/2010/wordml" xmlns:w15="http://schemas.microsoft.com/office/word/2012/wordml" xmlns:w16cex="http://schemas.microsoft.com/office/word/2018/wordml/cex" xmlns:w16cid="http://schemas.microsoft.com/office/word/2016/wordml/cid" xmlns:w16="http://schemas.microsoft.com/office/word/2018/wordml" xmlns:w16sdtdh="http://schemas.microsoft.com/office/word/2020/wordml/sdtdatahash" xmlns:w16se="http://schemas.microsoft.com/office/word/2015/wordml/symex" xmlns:wpg="http://schemas.microsoft.com/office/word/2010/wordprocessingGroup" xmlns:wpi="http://schemas.microsoft.com/office/word/2010/wordprocessingInk" xmlns:wne="http://schemas.microsoft.com/office/word/2006/wordml" xmlns:wps="http://schemas.microsoft.com/office/word/2010/wordprocessingShape" mc:Ignorable="w14 w15 w16se w16cid w16 w16cex w16sdtdh wp14">
+<w:ftr xmlns:wpc="http://schemas.microsoft.com/office/word/2010/wordprocessingCanvas" xmlns:cx="http://schemas.microsoft.com/office/drawing/2014/chartex" xmlns:cx1="http://schemas.microsoft.com/office/drawing/2015/9/8/chartex" xmlns:cx2="http://schemas.microsoft.com/office/drawing/2015/10/21/chartex" xmlns:cx3="http://schemas.microsoft.com/office/drawing/2016/5/9/chartex" xmlns:cx4="http://schemas.microsoft.com/office/drawing/2016/5/10/chartex" xmlns:cx5="http://schemas.microsoft.com/office/drawing/2016/5/11/chartex" xmlns:cx6="http://schemas.microsoft.com/office/drawing/2016/5/12/chartex" xmlns:cx7="http://schemas.microsoft.com/office/drawing/2016/5/13/chartex" xmlns:cx8="http://schemas.microsoft.com/office/drawing/2016/5/14/chartex" xmlns:mc="http://schemas.openxmlformats.org/markup-compatibility/2006" xmlns:aink="http://schemas.microsoft.com/office/drawing/2016/ink" xmlns:am3d="http://schemas.microsoft.com/office/drawing/2017/model3d" xmlns:o="urn:schemas-microsoft-com:office:office" xmlns:oel="http://schemas.microsoft.com/office/2019/extlst" xmlns:r="http://schemas.openxmlformats.org/officeDocument/2006/relationships" xmlns:m="http://schemas.openxmlformats.org/officeDocument/2006/math" xmlns:v="urn:schemas-microsoft-com:vml" xmlns:wp14="http://schemas.microsoft.com/office/word/2010/wordprocessingDrawing" xmlns:wp="http://schemas.openxmlformats.org/drawingml/2006/wordprocessingDrawing" xmlns:w10="urn:schemas-microsoft-com:office:word" xmlns:w="http://schemas.openxmlformats.org/wordprocessingml/2006/main" xmlns:w14="http://schemas.microsoft.com/office/word/2010/wordml" xmlns:w15="http://schemas.microsoft.com/office/word/2012/wordml" xmlns:w16cex="http://schemas.microsoft.com/office/word/2018/wordml/cex" xmlns:w16cid="http://schemas.microsoft.com/office/word/2016/wordml/cid" xmlns:w16="http://schemas.microsoft.com/office/word/2018/wordml" xmlns:w16du="http://schemas.microsoft.com/office/word/2023/wordml/word16du" xmlns:w16sdtdh="http://schemas.microsoft.com/office/word/2020/wordml/sdtdatahash" xmlns:w16sdtfl="http://schemas.microsoft.com/office/word/2024/wordml/sdtformatlock" xmlns:w16se="http://schemas.microsoft.com/office/word/2015/wordml/symex" xmlns:wpg="http://schemas.microsoft.com/office/word/2010/wordprocessingGroup" xmlns:wpi="http://schemas.microsoft.com/office/word/2010/wordprocessingInk" xmlns:wne="http://schemas.microsoft.com/office/word/2006/wordml" xmlns:wps="http://schemas.microsoft.com/office/word/2010/wordprocessingShape" mc:Ignorable="w14 w15 w16se w16cid w16 w16cex w16sdtdh w16sdtfl w16du wp14">
   <w:p>
     <w:pPr>
       <w:pBdr>
@@ -10726,7 +12601,7 @@
 </file>
 
 <file path=word/footnotes.xml><?xml version="1.0" encoding="utf-8"?>
-<w:footnotes xmlns:wpc="http://schemas.microsoft.com/office/word/2010/wordprocessingCanvas" xmlns:cx="http://schemas.microsoft.com/office/drawing/2014/chartex" xmlns:cx1="http://schemas.microsoft.com/office/drawing/2015/9/8/chartex" xmlns:cx2="http://schemas.microsoft.com/office/drawing/2015/10/21/chartex" xmlns:cx3="http://schemas.microsoft.com/office/drawing/2016/5/9/chartex" xmlns:cx4="http://schemas.microsoft.com/office/drawing/2016/5/10/chartex" xmlns:cx5="http://schemas.microsoft.com/office/drawing/2016/5/11/chartex" xmlns:cx6="http://schemas.microsoft.com/office/drawing/2016/5/12/chartex" xmlns:cx7="http://schemas.microsoft.com/office/drawing/2016/5/13/chartex" xmlns:cx8="http://schemas.microsoft.com/office/drawing/2016/5/14/chartex" xmlns:mc="http://schemas.openxmlformats.org/markup-compatibility/2006" xmlns:aink="http://schemas.microsoft.com/office/drawing/2016/ink" xmlns:am3d="http://schemas.microsoft.com/office/drawing/2017/model3d" xmlns:o="urn:schemas-microsoft-com:office:office" xmlns:oel="http://schemas.microsoft.com/office/2019/extlst" xmlns:r="http://schemas.openxmlformats.org/officeDocument/2006/relationships" xmlns:m="http://schemas.openxmlformats.org/officeDocument/2006/math" xmlns:v="urn:schemas-microsoft-com:vml" xmlns:wp14="http://schemas.microsoft.com/office/word/2010/wordprocessingDrawing" xmlns:wp="http://schemas.openxmlformats.org/drawingml/2006/wordprocessingDrawing" xmlns:w10="urn:schemas-microsoft-com:office:word" xmlns:w="http://schemas.openxmlformats.org/wordprocessingml/2006/main" xmlns:w14="http://schemas.microsoft.com/office/word/2010/wordml" xmlns:w15="http://schemas.microsoft.com/office/word/2012/wordml" xmlns:w16cex="http://schemas.microsoft.com/office/word/2018/wordml/cex" xmlns:w16cid="http://schemas.microsoft.com/office/word/2016/wordml/cid" xmlns:w16="http://schemas.microsoft.com/office/word/2018/wordml" xmlns:w16sdtdh="http://schemas.microsoft.com/office/word/2020/wordml/sdtdatahash" xmlns:w16se="http://schemas.microsoft.com/office/word/2015/wordml/symex" xmlns:wpg="http://schemas.microsoft.com/office/word/2010/wordprocessingGroup" xmlns:wpi="http://schemas.microsoft.com/office/word/2010/wordprocessingInk" xmlns:wne="http://schemas.microsoft.com/office/word/2006/wordml" xmlns:wps="http://schemas.microsoft.com/office/word/2010/wordprocessingShape" mc:Ignorable="w14 w15 w16se w16cid w16 w16cex w16sdtdh wp14">
+<w:footnotes xmlns:wpc="http://schemas.microsoft.com/office/word/2010/wordprocessingCanvas" xmlns:cx="http://schemas.microsoft.com/office/drawing/2014/chartex" xmlns:cx1="http://schemas.microsoft.com/office/drawing/2015/9/8/chartex" xmlns:cx2="http://schemas.microsoft.com/office/drawing/2015/10/21/chartex" xmlns:cx3="http://schemas.microsoft.com/office/drawing/2016/5/9/chartex" xmlns:cx4="http://schemas.microsoft.com/office/drawing/2016/5/10/chartex" xmlns:cx5="http://schemas.microsoft.com/office/drawing/2016/5/11/chartex" xmlns:cx6="http://schemas.microsoft.com/office/drawing/2016/5/12/chartex" xmlns:cx7="http://schemas.microsoft.com/office/drawing/2016/5/13/chartex" xmlns:cx8="http://schemas.microsoft.com/office/drawing/2016/5/14/chartex" xmlns:mc="http://schemas.openxmlformats.org/markup-compatibility/2006" xmlns:aink="http://schemas.microsoft.com/office/drawing/2016/ink" xmlns:am3d="http://schemas.microsoft.com/office/drawing/2017/model3d" xmlns:o="urn:schemas-microsoft-com:office:office" xmlns:oel="http://schemas.microsoft.com/office/2019/extlst" xmlns:r="http://schemas.openxmlformats.org/officeDocument/2006/relationships" xmlns:m="http://schemas.openxmlformats.org/officeDocument/2006/math" xmlns:v="urn:schemas-microsoft-com:vml" xmlns:wp14="http://schemas.microsoft.com/office/word/2010/wordprocessingDrawing" xmlns:wp="http://schemas.openxmlformats.org/drawingml/2006/wordprocessingDrawing" xmlns:w10="urn:schemas-microsoft-com:office:word" xmlns:w="http://schemas.openxmlformats.org/wordprocessingml/2006/main" xmlns:w14="http://schemas.microsoft.com/office/word/2010/wordml" xmlns:w15="http://schemas.microsoft.com/office/word/2012/wordml" xmlns:w16cex="http://schemas.microsoft.com/office/word/2018/wordml/cex" xmlns:w16cid="http://schemas.microsoft.com/office/word/2016/wordml/cid" xmlns:w16="http://schemas.microsoft.com/office/word/2018/wordml" xmlns:w16du="http://schemas.microsoft.com/office/word/2023/wordml/word16du" xmlns:w16sdtdh="http://schemas.microsoft.com/office/word/2020/wordml/sdtdatahash" xmlns:w16sdtfl="http://schemas.microsoft.com/office/word/2024/wordml/sdtformatlock" xmlns:w16se="http://schemas.microsoft.com/office/word/2015/wordml/symex" xmlns:wpg="http://schemas.microsoft.com/office/word/2010/wordprocessingGroup" xmlns:wpi="http://schemas.microsoft.com/office/word/2010/wordprocessingInk" xmlns:wne="http://schemas.microsoft.com/office/word/2006/wordml" xmlns:wps="http://schemas.microsoft.com/office/word/2010/wordprocessingShape" mc:Ignorable="w14 w15 w16se w16cid w16 w16cex w16sdtdh w16sdtfl w16du wp14">
   <w:footnote w:type="separator" w:id="-1">
     <w:p>
       <w:pPr>
@@ -10751,7 +12626,7 @@
 </file>
 
 <file path=word/header1.xml><?xml version="1.0" encoding="utf-8"?>
-<w:hdr xmlns:wpc="http://schemas.microsoft.com/office/word/2010/wordprocessingCanvas" xmlns:cx="http://schemas.microsoft.com/office/drawing/2014/chartex" xmlns:cx1="http://schemas.microsoft.com/office/drawing/2015/9/8/chartex" xmlns:cx2="http://schemas.microsoft.com/office/drawing/2015/10/21/chartex" xmlns:cx3="http://schemas.microsoft.com/office/drawing/2016/5/9/chartex" xmlns:cx4="http://schemas.microsoft.com/office/drawing/2016/5/10/chartex" xmlns:cx5="http://schemas.microsoft.com/office/drawing/2016/5/11/chartex" xmlns:cx6="http://schemas.microsoft.com/office/drawing/2016/5/12/chartex" xmlns:cx7="http://schemas.microsoft.com/office/drawing/2016/5/13/chartex" xmlns:cx8="http://schemas.microsoft.com/office/drawing/2016/5/14/chartex" xmlns:mc="http://schemas.openxmlformats.org/markup-compatibility/2006" xmlns:aink="http://schemas.microsoft.com/office/drawing/2016/ink" xmlns:am3d="http://schemas.microsoft.com/office/drawing/2017/model3d" xmlns:o="urn:schemas-microsoft-com:office:office" xmlns:oel="http://schemas.microsoft.com/office/2019/extlst" xmlns:r="http://schemas.openxmlformats.org/officeDocument/2006/relationships" xmlns:m="http://schemas.openxmlformats.org/officeDocument/2006/math" xmlns:v="urn:schemas-microsoft-com:vml" xmlns:wp14="http://schemas.microsoft.com/office/word/2010/wordprocessingDrawing" xmlns:wp="http://schemas.openxmlformats.org/drawingml/2006/wordprocessingDrawing" xmlns:w10="urn:schemas-microsoft-com:office:word" xmlns:w="http://schemas.openxmlformats.org/wordprocessingml/2006/main" xmlns:w14="http://schemas.microsoft.com/office/word/2010/wordml" xmlns:w15="http://schemas.microsoft.com/office/word/2012/wordml" xmlns:w16cex="http://schemas.microsoft.com/office/word/2018/wordml/cex" xmlns:w16cid="http://schemas.microsoft.com/office/word/2016/wordml/cid" xmlns:w16="http://schemas.microsoft.com/office/word/2018/wordml" xmlns:w16sdtdh="http://schemas.microsoft.com/office/word/2020/wordml/sdtdatahash" xmlns:w16se="http://schemas.microsoft.com/office/word/2015/wordml/symex" xmlns:wpg="http://schemas.microsoft.com/office/word/2010/wordprocessingGroup" xmlns:wpi="http://schemas.microsoft.com/office/word/2010/wordprocessingInk" xmlns:wne="http://schemas.microsoft.com/office/word/2006/wordml" xmlns:wps="http://schemas.microsoft.com/office/word/2010/wordprocessingShape" mc:Ignorable="w14 w15 w16se w16cid w16 w16cex w16sdtdh wp14">
+<w:hdr xmlns:wpc="http://schemas.microsoft.com/office/word/2010/wordprocessingCanvas" xmlns:cx="http://schemas.microsoft.com/office/drawing/2014/chartex" xmlns:cx1="http://schemas.microsoft.com/office/drawing/2015/9/8/chartex" xmlns:cx2="http://schemas.microsoft.com/office/drawing/2015/10/21/chartex" xmlns:cx3="http://schemas.microsoft.com/office/drawing/2016/5/9/chartex" xmlns:cx4="http://schemas.microsoft.com/office/drawing/2016/5/10/chartex" xmlns:cx5="http://schemas.microsoft.com/office/drawing/2016/5/11/chartex" xmlns:cx6="http://schemas.microsoft.com/office/drawing/2016/5/12/chartex" xmlns:cx7="http://schemas.microsoft.com/office/drawing/2016/5/13/chartex" xmlns:cx8="http://schemas.microsoft.com/office/drawing/2016/5/14/chartex" xmlns:mc="http://schemas.openxmlformats.org/markup-compatibility/2006" xmlns:aink="http://schemas.microsoft.com/office/drawing/2016/ink" xmlns:am3d="http://schemas.microsoft.com/office/drawing/2017/model3d" xmlns:o="urn:schemas-microsoft-com:office:office" xmlns:oel="http://schemas.microsoft.com/office/2019/extlst" xmlns:r="http://schemas.openxmlformats.org/officeDocument/2006/relationships" xmlns:m="http://schemas.openxmlformats.org/officeDocument/2006/math" xmlns:v="urn:schemas-microsoft-com:vml" xmlns:wp14="http://schemas.microsoft.com/office/word/2010/wordprocessingDrawing" xmlns:wp="http://schemas.openxmlformats.org/drawingml/2006/wordprocessingDrawing" xmlns:w10="urn:schemas-microsoft-com:office:word" xmlns:w="http://schemas.openxmlformats.org/wordprocessingml/2006/main" xmlns:w14="http://schemas.microsoft.com/office/word/2010/wordml" xmlns:w15="http://schemas.microsoft.com/office/word/2012/wordml" xmlns:w16cex="http://schemas.microsoft.com/office/word/2018/wordml/cex" xmlns:w16cid="http://schemas.microsoft.com/office/word/2016/wordml/cid" xmlns:w16="http://schemas.microsoft.com/office/word/2018/wordml" xmlns:w16du="http://schemas.microsoft.com/office/word/2023/wordml/word16du" xmlns:w16sdtdh="http://schemas.microsoft.com/office/word/2020/wordml/sdtdatahash" xmlns:w16sdtfl="http://schemas.microsoft.com/office/word/2024/wordml/sdtformatlock" xmlns:w16se="http://schemas.microsoft.com/office/word/2015/wordml/symex" xmlns:wpg="http://schemas.microsoft.com/office/word/2010/wordprocessingGroup" xmlns:wpi="http://schemas.microsoft.com/office/word/2010/wordprocessingInk" xmlns:wne="http://schemas.microsoft.com/office/word/2006/wordml" xmlns:wps="http://schemas.microsoft.com/office/word/2010/wordprocessingShape" mc:Ignorable="w14 w15 w16se w16cid w16 w16cex w16sdtdh w16sdtfl w16du wp14">
   <w:p>
     <w:pPr>
       <w:pStyle w:val="Header"/>
@@ -10764,7 +12639,7 @@
 </file>
 
 <file path=word/header2.xml><?xml version="1.0" encoding="utf-8"?>
-<w:hdr xmlns:wpc="http://schemas.microsoft.com/office/word/2010/wordprocessingCanvas" xmlns:cx="http://schemas.microsoft.com/office/drawing/2014/chartex" xmlns:cx1="http://schemas.microsoft.com/office/drawing/2015/9/8/chartex" xmlns:cx2="http://schemas.microsoft.com/office/drawing/2015/10/21/chartex" xmlns:cx3="http://schemas.microsoft.com/office/drawing/2016/5/9/chartex" xmlns:cx4="http://schemas.microsoft.com/office/drawing/2016/5/10/chartex" xmlns:cx5="http://schemas.microsoft.com/office/drawing/2016/5/11/chartex" xmlns:cx6="http://schemas.microsoft.com/office/drawing/2016/5/12/chartex" xmlns:cx7="http://schemas.microsoft.com/office/drawing/2016/5/13/chartex" xmlns:cx8="http://schemas.microsoft.com/office/drawing/2016/5/14/chartex" xmlns:mc="http://schemas.openxmlformats.org/markup-compatibility/2006" xmlns:aink="http://schemas.microsoft.com/office/drawing/2016/ink" xmlns:am3d="http://schemas.microsoft.com/office/drawing/2017/model3d" xmlns:o="urn:schemas-microsoft-com:office:office" xmlns:oel="http://schemas.microsoft.com/office/2019/extlst" xmlns:r="http://schemas.openxmlformats.org/officeDocument/2006/relationships" xmlns:m="http://schemas.openxmlformats.org/officeDocument/2006/math" xmlns:v="urn:schemas-microsoft-com:vml" xmlns:wp14="http://schemas.microsoft.com/office/word/2010/wordprocessingDrawing" xmlns:wp="http://schemas.openxmlformats.org/drawingml/2006/wordprocessingDrawing" xmlns:w10="urn:schemas-microsoft-com:office:word" xmlns:w="http://schemas.openxmlformats.org/wordprocessingml/2006/main" xmlns:w14="http://schemas.microsoft.com/office/word/2010/wordml" xmlns:w15="http://schemas.microsoft.com/office/word/2012/wordml" xmlns:w16cex="http://schemas.microsoft.com/office/word/2018/wordml/cex" xmlns:w16cid="http://schemas.microsoft.com/office/word/2016/wordml/cid" xmlns:w16="http://schemas.microsoft.com/office/word/2018/wordml" xmlns:w16sdtdh="http://schemas.microsoft.com/office/word/2020/wordml/sdtdatahash" xmlns:w16se="http://schemas.microsoft.com/office/word/2015/wordml/symex" xmlns:wpg="http://schemas.microsoft.com/office/word/2010/wordprocessingGroup" xmlns:wpi="http://schemas.microsoft.com/office/word/2010/wordprocessingInk" xmlns:wne="http://schemas.microsoft.com/office/word/2006/wordml" xmlns:wps="http://schemas.microsoft.com/office/word/2010/wordprocessingShape" mc:Ignorable="w14 w15 w16se w16cid w16 w16cex w16sdtdh wp14">
+<w:hdr xmlns:wpc="http://schemas.microsoft.com/office/word/2010/wordprocessingCanvas" xmlns:cx="http://schemas.microsoft.com/office/drawing/2014/chartex" xmlns:cx1="http://schemas.microsoft.com/office/drawing/2015/9/8/chartex" xmlns:cx2="http://schemas.microsoft.com/office/drawing/2015/10/21/chartex" xmlns:cx3="http://schemas.microsoft.com/office/drawing/2016/5/9/chartex" xmlns:cx4="http://schemas.microsoft.com/office/drawing/2016/5/10/chartex" xmlns:cx5="http://schemas.microsoft.com/office/drawing/2016/5/11/chartex" xmlns:cx6="http://schemas.microsoft.com/office/drawing/2016/5/12/chartex" xmlns:cx7="http://schemas.microsoft.com/office/drawing/2016/5/13/chartex" xmlns:cx8="http://schemas.microsoft.com/office/drawing/2016/5/14/chartex" xmlns:mc="http://schemas.openxmlformats.org/markup-compatibility/2006" xmlns:aink="http://schemas.microsoft.com/office/drawing/2016/ink" xmlns:am3d="http://schemas.microsoft.com/office/drawing/2017/model3d" xmlns:o="urn:schemas-microsoft-com:office:office" xmlns:oel="http://schemas.microsoft.com/office/2019/extlst" xmlns:r="http://schemas.openxmlformats.org/officeDocument/2006/relationships" xmlns:m="http://schemas.openxmlformats.org/officeDocument/2006/math" xmlns:v="urn:schemas-microsoft-com:vml" xmlns:wp14="http://schemas.microsoft.com/office/word/2010/wordprocessingDrawing" xmlns:wp="http://schemas.openxmlformats.org/drawingml/2006/wordprocessingDrawing" xmlns:w10="urn:schemas-microsoft-com:office:word" xmlns:w="http://schemas.openxmlformats.org/wordprocessingml/2006/main" xmlns:w14="http://schemas.microsoft.com/office/word/2010/wordml" xmlns:w15="http://schemas.microsoft.com/office/word/2012/wordml" xmlns:w16cex="http://schemas.microsoft.com/office/word/2018/wordml/cex" xmlns:w16cid="http://schemas.microsoft.com/office/word/2016/wordml/cid" xmlns:w16="http://schemas.microsoft.com/office/word/2018/wordml" xmlns:w16du="http://schemas.microsoft.com/office/word/2023/wordml/word16du" xmlns:w16sdtdh="http://schemas.microsoft.com/office/word/2020/wordml/sdtdatahash" xmlns:w16sdtfl="http://schemas.microsoft.com/office/word/2024/wordml/sdtformatlock" xmlns:w16se="http://schemas.microsoft.com/office/word/2015/wordml/symex" xmlns:wpg="http://schemas.microsoft.com/office/word/2010/wordprocessingGroup" xmlns:wpi="http://schemas.microsoft.com/office/word/2010/wordprocessingInk" xmlns:wne="http://schemas.microsoft.com/office/word/2006/wordml" xmlns:wps="http://schemas.microsoft.com/office/word/2010/wordprocessingShape" mc:Ignorable="w14 w15 w16se w16cid w16 w16cex w16sdtdh w16sdtfl w16du wp14">
   <w:p>
     <w:pPr>
       <w:pStyle w:val="Header"/>
@@ -10777,7 +12652,7 @@
 </file>
 
 <file path=word/styles.xml><?xml version="1.0" encoding="utf-8"?>
-<w:styles xmlns:mc="http://schemas.openxmlformats.org/markup-compatibility/2006" xmlns:r="http://schemas.openxmlformats.org/officeDocument/2006/relationships" xmlns:w="http://schemas.openxmlformats.org/wordprocessingml/2006/main" xmlns:w14="http://schemas.microsoft.com/office/word/2010/wordml" xmlns:w15="http://schemas.microsoft.com/office/word/2012/wordml" xmlns:w16cex="http://schemas.microsoft.com/office/word/2018/wordml/cex" xmlns:w16cid="http://schemas.microsoft.com/office/word/2016/wordml/cid" xmlns:w16="http://schemas.microsoft.com/office/word/2018/wordml" xmlns:w16sdtdh="http://schemas.microsoft.com/office/word/2020/wordml/sdtdatahash" xmlns:w16se="http://schemas.microsoft.com/office/word/2015/wordml/symex" mc:Ignorable="w14 w15 w16se w16cid w16 w16cex w16sdtdh">
+<w:styles xmlns:mc="http://schemas.openxmlformats.org/markup-compatibility/2006" xmlns:r="http://schemas.openxmlformats.org/officeDocument/2006/relationships" xmlns:w="http://schemas.openxmlformats.org/wordprocessingml/2006/main" xmlns:w14="http://schemas.microsoft.com/office/word/2010/wordml" xmlns:w15="http://schemas.microsoft.com/office/word/2012/wordml" xmlns:w16cex="http://schemas.microsoft.com/office/word/2018/wordml/cex" xmlns:w16cid="http://schemas.microsoft.com/office/word/2016/wordml/cid" xmlns:w16="http://schemas.microsoft.com/office/word/2018/wordml" xmlns:w16du="http://schemas.microsoft.com/office/word/2023/wordml/word16du" xmlns:w16sdtdh="http://schemas.microsoft.com/office/word/2020/wordml/sdtdatahash" xmlns:w16sdtfl="http://schemas.microsoft.com/office/word/2024/wordml/sdtformatlock" xmlns:w16se="http://schemas.microsoft.com/office/word/2015/wordml/symex" mc:Ignorable="w14 w15 w16se w16cid w16 w16cex w16sdtdh w16sdtfl w16du">
   <w:docDefaults>
     <w:rPrDefault>
       <w:rPr>
@@ -10893,6 +12768,7 @@
     <w:lsdException w:name="HTML Sample" w:semiHidden="1" w:unhideWhenUsed="1"/>
     <w:lsdException w:name="HTML Typewriter" w:semiHidden="1" w:unhideWhenUsed="1"/>
     <w:lsdException w:name="HTML Variable" w:semiHidden="1" w:unhideWhenUsed="1"/>
+    <w:lsdException w:name="Normal Table" w:semiHidden="1" w:unhideWhenUsed="1"/>
     <w:lsdException w:name="annotation subject" w:semiHidden="1" w:unhideWhenUsed="1"/>
     <w:lsdException w:name="No List" w:semiHidden="1" w:unhideWhenUsed="1"/>
     <w:lsdException w:name="Outline List 1" w:semiHidden="1" w:unhideWhenUsed="1"/>
@@ -10935,8 +12811,11 @@
     <w:lsdException w:name="Table Contemporary" w:semiHidden="1" w:unhideWhenUsed="1"/>
     <w:lsdException w:name="Table Elegant" w:semiHidden="1" w:unhideWhenUsed="1"/>
     <w:lsdException w:name="Table Professional" w:semiHidden="1" w:unhideWhenUsed="1"/>
+    <w:lsdException w:name="Table Subtle 1" w:semiHidden="1" w:unhideWhenUsed="1"/>
     <w:lsdException w:name="Table Subtle 2" w:semiHidden="1" w:unhideWhenUsed="1"/>
     <w:lsdException w:name="Table Web 1" w:semiHidden="1" w:unhideWhenUsed="1"/>
+    <w:lsdException w:name="Table Web 2" w:semiHidden="1" w:unhideWhenUsed="1"/>
+    <w:lsdException w:name="Table Web 3" w:semiHidden="1" w:unhideWhenUsed="1"/>
     <w:lsdException w:name="Balloon Text" w:semiHidden="1" w:unhideWhenUsed="1"/>
     <w:lsdException w:name="Table Grid" w:uiPriority="59"/>
     <w:lsdException w:name="Table Theme" w:semiHidden="1" w:unhideWhenUsed="1"/>

--- a/TS-Kramam/TS-5.5/TS 5.5 Tamil Krama Paatam Corrections.docx
+++ b/TS-Kramam/TS-5.5/TS 5.5 Tamil Krama Paatam Corrections.docx
@@ -81,18 +81,7 @@
           <w:szCs w:val="32"/>
           <w:u w:val="single"/>
         </w:rPr>
-        <w:t xml:space="preserve">Observed </w:t>
-      </w:r>
-      <w:proofErr w:type="gramStart"/>
-      <w:r>
-        <w:rPr>
-          <w:b/>
-          <w:bCs/>
-          <w:sz w:val="32"/>
-          <w:szCs w:val="32"/>
-          <w:u w:val="single"/>
-        </w:rPr>
-        <w:t xml:space="preserve">till </w:t>
+        <w:t xml:space="preserve">Observed till </w:t>
       </w:r>
       <w:r>
         <w:rPr>
@@ -105,7 +94,6 @@
         </w:rPr>
         <w:t>?????</w:t>
       </w:r>
-      <w:proofErr w:type="gramEnd"/>
     </w:p>
     <w:p>
       <w:pPr>
@@ -153,12 +141,16 @@
               <w:spacing w:before="0" w:line="240" w:lineRule="auto"/>
               <w:jc w:val="center"/>
               <w:rPr>
+                <w:b/>
+                <w:bCs/>
                 <w:sz w:val="32"/>
                 <w:szCs w:val="32"/>
               </w:rPr>
             </w:pPr>
             <w:r>
               <w:rPr>
+                <w:b/>
+                <w:bCs/>
                 <w:sz w:val="32"/>
                 <w:szCs w:val="32"/>
               </w:rPr>
@@ -170,12 +162,16 @@
               <w:spacing w:before="0" w:line="240" w:lineRule="auto"/>
               <w:jc w:val="center"/>
               <w:rPr>
+                <w:b/>
+                <w:bCs/>
                 <w:sz w:val="32"/>
                 <w:szCs w:val="32"/>
               </w:rPr>
             </w:pPr>
             <w:r>
               <w:rPr>
+                <w:b/>
+                <w:bCs/>
                 <w:sz w:val="32"/>
                 <w:szCs w:val="32"/>
               </w:rPr>
@@ -192,12 +188,16 @@
               <w:spacing w:before="0" w:line="240" w:lineRule="auto"/>
               <w:jc w:val="center"/>
               <w:rPr>
+                <w:b/>
+                <w:bCs/>
                 <w:sz w:val="32"/>
                 <w:szCs w:val="32"/>
               </w:rPr>
             </w:pPr>
             <w:r>
               <w:rPr>
+                <w:b/>
+                <w:bCs/>
                 <w:sz w:val="32"/>
                 <w:szCs w:val="32"/>
               </w:rPr>
@@ -215,12 +215,16 @@
               <w:ind w:right="-18"/>
               <w:jc w:val="center"/>
               <w:rPr>
+                <w:b/>
+                <w:bCs/>
                 <w:sz w:val="32"/>
                 <w:szCs w:val="32"/>
               </w:rPr>
             </w:pPr>
             <w:r>
               <w:rPr>
+                <w:b/>
+                <w:bCs/>
                 <w:sz w:val="32"/>
                 <w:szCs w:val="32"/>
               </w:rPr>
@@ -1860,6 +1864,84 @@
         </w:tc>
       </w:tr>
     </w:tbl>
+    <w:p>
+      <w:pPr>
+        <w:jc w:val="center"/>
+        <w:rPr>
+          <w:b/>
+          <w:bCs/>
+          <w:sz w:val="32"/>
+          <w:szCs w:val="32"/>
+          <w:u w:val="single"/>
+          <w:lang w:val="it-IT"/>
+        </w:rPr>
+      </w:pPr>
+    </w:p>
+    <w:p>
+      <w:pPr>
+        <w:jc w:val="center"/>
+        <w:rPr>
+          <w:b/>
+          <w:bCs/>
+          <w:sz w:val="32"/>
+          <w:szCs w:val="32"/>
+          <w:u w:val="single"/>
+          <w:lang w:val="it-IT"/>
+        </w:rPr>
+      </w:pPr>
+    </w:p>
+    <w:p>
+      <w:pPr>
+        <w:jc w:val="center"/>
+        <w:rPr>
+          <w:b/>
+          <w:bCs/>
+          <w:sz w:val="32"/>
+          <w:szCs w:val="32"/>
+          <w:u w:val="single"/>
+          <w:lang w:val="it-IT"/>
+        </w:rPr>
+      </w:pPr>
+    </w:p>
+    <w:p>
+      <w:pPr>
+        <w:jc w:val="center"/>
+        <w:rPr>
+          <w:b/>
+          <w:bCs/>
+          <w:sz w:val="32"/>
+          <w:szCs w:val="32"/>
+          <w:u w:val="single"/>
+          <w:lang w:val="it-IT"/>
+        </w:rPr>
+      </w:pPr>
+    </w:p>
+    <w:p>
+      <w:pPr>
+        <w:jc w:val="center"/>
+        <w:rPr>
+          <w:b/>
+          <w:bCs/>
+          <w:sz w:val="32"/>
+          <w:szCs w:val="32"/>
+          <w:u w:val="single"/>
+          <w:lang w:val="it-IT"/>
+        </w:rPr>
+      </w:pPr>
+    </w:p>
+    <w:p>
+      <w:pPr>
+        <w:jc w:val="center"/>
+        <w:rPr>
+          <w:b/>
+          <w:bCs/>
+          <w:sz w:val="32"/>
+          <w:szCs w:val="32"/>
+          <w:u w:val="single"/>
+          <w:lang w:val="it-IT"/>
+        </w:rPr>
+      </w:pPr>
+    </w:p>
     <w:p>
       <w:pPr>
         <w:jc w:val="center"/>
@@ -1892,6 +1974,7 @@
           <w:szCs w:val="32"/>
           <w:u w:val="single"/>
         </w:rPr>
+        <w:lastRenderedPageBreak/>
         <w:t xml:space="preserve">TS </w:t>
       </w:r>
       <w:r>
@@ -2548,7 +2631,6 @@
                 <w:cs/>
                 <w:lang w:bidi="ta-IN"/>
               </w:rPr>
-              <w:lastRenderedPageBreak/>
               <w:t>ரா</w:t>
             </w:r>
             <w:r>
@@ -2650,7 +2732,6 @@
                 <w:cs/>
                 <w:lang w:bidi="ta-IN"/>
               </w:rPr>
-              <w:lastRenderedPageBreak/>
               <w:t>வரு</w:t>
             </w:r>
             <w:r>
@@ -2901,7 +2982,6 @@
                 <w:cs/>
                 <w:lang w:bidi="ta-IN"/>
               </w:rPr>
-              <w:lastRenderedPageBreak/>
               <w:t>ரா</w:t>
             </w:r>
             <w:r>
@@ -2998,7 +3078,6 @@
           <w:szCs w:val="32"/>
           <w:u w:val="single"/>
         </w:rPr>
-        <w:lastRenderedPageBreak/>
         <w:t>========</w:t>
       </w:r>
     </w:p>
@@ -4780,6 +4859,7 @@
                 <w:sz w:val="28"/>
                 <w:szCs w:val="32"/>
               </w:rPr>
+              <w:lastRenderedPageBreak/>
               <w:t>T.S.5.5.3.1 – Kramam</w:t>
             </w:r>
           </w:p>
@@ -5882,7 +5962,6 @@
                 <w:sz w:val="28"/>
                 <w:szCs w:val="32"/>
               </w:rPr>
-              <w:lastRenderedPageBreak/>
               <w:t>T.S.5.5.7.4 – Kramam</w:t>
             </w:r>
           </w:p>
@@ -8418,6 +8497,7 @@
                 <w:sz w:val="28"/>
                 <w:szCs w:val="32"/>
               </w:rPr>
+              <w:lastRenderedPageBreak/>
               <w:t>T.S.5.5.10.2 – Kramam</w:t>
             </w:r>
           </w:p>
@@ -9371,7 +9451,6 @@
                 <w:cs/>
                 <w:lang w:bidi="ta-IN"/>
               </w:rPr>
-              <w:lastRenderedPageBreak/>
               <w:t>தி</w:t>
             </w:r>
             <w:r>
@@ -10685,6 +10764,7 @@
                 <w:sz w:val="28"/>
                 <w:szCs w:val="32"/>
               </w:rPr>
+              <w:lastRenderedPageBreak/>
               <w:t>T.S.5.5.23.1 – Kramam</w:t>
             </w:r>
           </w:p>
@@ -11722,16 +11802,7 @@
           <w:bCs/>
           <w:sz w:val="32"/>
         </w:rPr>
-        <w:t xml:space="preserve">replaced </w:t>
-      </w:r>
-      <w:proofErr w:type="gramStart"/>
-      <w:r>
-        <w:rPr>
-          <w:b/>
-          <w:bCs/>
-          <w:sz w:val="32"/>
-        </w:rPr>
-        <w:t>with</w:t>
+        <w:t>replaced with</w:t>
       </w:r>
       <w:r>
         <w:rPr>
@@ -11753,7 +11824,6 @@
         </w:rPr>
         <w:t>"</w:t>
       </w:r>
-      <w:proofErr w:type="gramEnd"/>
       <w:r>
         <w:rPr>
           <w:rFonts w:ascii="Latha" w:hAnsi="Latha" w:cs="Latha"/>
@@ -11798,6 +11868,40 @@
         </w:rPr>
         <w:t>wherever applicable</w:t>
       </w:r>
+    </w:p>
+    <w:p>
+      <w:pPr>
+        <w:jc w:val="center"/>
+        <w:rPr>
+          <w:b/>
+          <w:bCs/>
+          <w:sz w:val="32"/>
+          <w:szCs w:val="32"/>
+          <w:u w:val="single"/>
+        </w:rPr>
+      </w:pPr>
+      <w:r>
+        <w:rPr>
+          <w:b/>
+          <w:bCs/>
+          <w:sz w:val="32"/>
+          <w:szCs w:val="32"/>
+          <w:u w:val="single"/>
+        </w:rPr>
+        <w:t>================================</w:t>
+      </w:r>
+    </w:p>
+    <w:p>
+      <w:pPr>
+        <w:jc w:val="center"/>
+        <w:rPr>
+          <w:b/>
+          <w:bCs/>
+          <w:sz w:val="32"/>
+          <w:szCs w:val="32"/>
+          <w:u w:val="single"/>
+        </w:rPr>
+      </w:pPr>
     </w:p>
     <w:p>
       <w:pPr>
@@ -12105,7 +12209,6 @@
                 <w:sz w:val="32"/>
                 <w:szCs w:val="36"/>
               </w:rPr>
-              <w:lastRenderedPageBreak/>
               <w:t>None</w:t>
             </w:r>
           </w:p>
@@ -12177,6 +12280,14 @@
           <w:sz w:val="32"/>
         </w:rPr>
       </w:pPr>
+      <w:r>
+        <w:rPr>
+          <w:rFonts w:cs="Arial"/>
+          <w:b/>
+          <w:sz w:val="32"/>
+        </w:rPr>
+        <w:t>====================================</w:t>
+      </w:r>
     </w:p>
     <w:sectPr>
       <w:headerReference w:type="even" r:id="rId7"/>
@@ -12224,6 +12335,7 @@
       <w:pBdr>
         <w:top w:val="single" w:sz="4" w:space="1" w:color="auto"/>
       </w:pBdr>
+      <w:jc w:val="right"/>
       <w:rPr>
         <w:b/>
         <w:bCs/>
@@ -12270,14 +12382,21 @@
         <w:bCs/>
       </w:rPr>
       <w:tab/>
-      <w:t xml:space="preserve">              v</w:t>
+      <w:t xml:space="preserve">              </w:t>
     </w:r>
     <w:r>
       <w:rPr>
         <w:b/>
         <w:bCs/>
       </w:rPr>
-      <w:t>edavms@gmail.com</w:t>
+      <w:t>www.vedavms.in</w:t>
+    </w:r>
+    <w:r>
+      <w:rPr>
+        <w:b/>
+        <w:bCs/>
+      </w:rPr>
+      <w:t xml:space="preserve">  </w:t>
     </w:r>
     <w:r>
       <w:rPr>
@@ -12301,7 +12420,7 @@
       <w:tab/>
     </w:r>
     <w:r>
-      <w:tab/>
+      <w:t xml:space="preserve">                      </w:t>
     </w:r>
     <w:r>
       <w:rPr>
@@ -12405,6 +12524,7 @@
       <w:pBdr>
         <w:top w:val="single" w:sz="4" w:space="1" w:color="auto"/>
       </w:pBdr>
+      <w:jc w:val="right"/>
       <w:rPr>
         <w:b/>
         <w:bCs/>
@@ -12493,6 +12613,9 @@
     </w:r>
     <w:r>
       <w:tab/>
+    </w:r>
+    <w:r>
+      <w:t xml:space="preserve">                     </w:t>
     </w:r>
     <w:r>
       <w:tab/>
@@ -13155,6 +13278,29 @@
       <w:lang w:bidi="ar-SA"/>
     </w:rPr>
   </w:style>
+  <w:style w:type="character" w:styleId="Hyperlink">
+    <w:name w:val="Hyperlink"/>
+    <w:basedOn w:val="DefaultParagraphFont"/>
+    <w:uiPriority w:val="99"/>
+    <w:unhideWhenUsed/>
+    <w:rsid w:val="002207BA"/>
+    <w:rPr>
+      <w:color w:val="0563C1" w:themeColor="hyperlink"/>
+      <w:u w:val="single"/>
+    </w:rPr>
+  </w:style>
+  <w:style w:type="character" w:styleId="UnresolvedMention">
+    <w:name w:val="Unresolved Mention"/>
+    <w:basedOn w:val="DefaultParagraphFont"/>
+    <w:uiPriority w:val="99"/>
+    <w:semiHidden/>
+    <w:unhideWhenUsed/>
+    <w:rsid w:val="002207BA"/>
+    <w:rPr>
+      <w:color w:val="605E5C"/>
+      <w:shd w:val="clear" w:color="auto" w:fill="E1DFDD"/>
+    </w:rPr>
+  </w:style>
 </w:styles>
 </file>
 

--- a/TS-Kramam/TS-5.5/TS 5.5 Tamil Krama Paatam Corrections.docx
+++ b/TS-Kramam/TS-5.5/TS 5.5 Tamil Krama Paatam Corrections.docx
@@ -89,10 +89,9 @@
           <w:bCs/>
           <w:sz w:val="32"/>
           <w:szCs w:val="32"/>
-          <w:highlight w:val="red"/>
           <w:u w:val="single"/>
         </w:rPr>
-        <w:t>?????</w:t>
+        <w:t>31st July 2026</w:t>
       </w:r>
     </w:p>
     <w:p>
@@ -1790,79 +1789,6 @@
           </w:p>
         </w:tc>
       </w:tr>
-      <w:tr>
-        <w:trPr>
-          <w:trHeight w:val="976"/>
-        </w:trPr>
-        <w:tc>
-          <w:tcPr>
-            <w:tcW w:w="3906" w:type="dxa"/>
-          </w:tcPr>
-          <w:p>
-            <w:pPr>
-              <w:widowControl w:val="0"/>
-              <w:tabs>
-                <w:tab w:val="left" w:pos="993"/>
-              </w:tabs>
-              <w:autoSpaceDE w:val="0"/>
-              <w:autoSpaceDN w:val="0"/>
-              <w:adjustRightInd w:val="0"/>
-              <w:spacing w:before="0" w:line="240" w:lineRule="auto"/>
-              <w:ind w:right="297"/>
-              <w:rPr>
-                <w:rFonts w:cs="Arial"/>
-                <w:b/>
-                <w:color w:val="000000"/>
-                <w:sz w:val="28"/>
-                <w:szCs w:val="32"/>
-                <w:lang w:val="it-IT"/>
-              </w:rPr>
-            </w:pPr>
-          </w:p>
-        </w:tc>
-        <w:tc>
-          <w:tcPr>
-            <w:tcW w:w="5103" w:type="dxa"/>
-          </w:tcPr>
-          <w:p>
-            <w:pPr>
-              <w:widowControl w:val="0"/>
-              <w:autoSpaceDE w:val="0"/>
-              <w:autoSpaceDN w:val="0"/>
-              <w:adjustRightInd w:val="0"/>
-              <w:spacing w:before="0" w:line="240" w:lineRule="auto"/>
-              <w:rPr>
-                <w:rFonts w:ascii="Latha" w:hAnsi="Latha" w:cs="Latha"/>
-                <w:sz w:val="28"/>
-                <w:szCs w:val="28"/>
-                <w:cs/>
-                <w:lang w:bidi="ta-IN"/>
-              </w:rPr>
-            </w:pPr>
-          </w:p>
-        </w:tc>
-        <w:tc>
-          <w:tcPr>
-            <w:tcW w:w="5386" w:type="dxa"/>
-          </w:tcPr>
-          <w:p>
-            <w:pPr>
-              <w:widowControl w:val="0"/>
-              <w:autoSpaceDE w:val="0"/>
-              <w:autoSpaceDN w:val="0"/>
-              <w:adjustRightInd w:val="0"/>
-              <w:spacing w:before="0" w:line="240" w:lineRule="auto"/>
-              <w:rPr>
-                <w:rFonts w:ascii="Latha" w:hAnsi="Latha" w:cs="Latha"/>
-                <w:sz w:val="28"/>
-                <w:szCs w:val="28"/>
-                <w:cs/>
-                <w:lang w:bidi="ta-IN"/>
-              </w:rPr>
-            </w:pPr>
-          </w:p>
-        </w:tc>
-      </w:tr>
     </w:tbl>
     <w:p>
       <w:pPr>
@@ -1876,10 +1802,7 @@
           <w:lang w:val="it-IT"/>
         </w:rPr>
       </w:pPr>
-    </w:p>
-    <w:p>
-      <w:pPr>
-        <w:jc w:val="center"/>
+      <w:r>
         <w:rPr>
           <w:b/>
           <w:bCs/>
@@ -1888,72 +1811,8 @@
           <w:u w:val="single"/>
           <w:lang w:val="it-IT"/>
         </w:rPr>
-      </w:pPr>
-    </w:p>
-    <w:p>
-      <w:pPr>
-        <w:jc w:val="center"/>
-        <w:rPr>
-          <w:b/>
-          <w:bCs/>
-          <w:sz w:val="32"/>
-          <w:szCs w:val="32"/>
-          <w:u w:val="single"/>
-          <w:lang w:val="it-IT"/>
-        </w:rPr>
-      </w:pPr>
-    </w:p>
-    <w:p>
-      <w:pPr>
-        <w:jc w:val="center"/>
-        <w:rPr>
-          <w:b/>
-          <w:bCs/>
-          <w:sz w:val="32"/>
-          <w:szCs w:val="32"/>
-          <w:u w:val="single"/>
-          <w:lang w:val="it-IT"/>
-        </w:rPr>
-      </w:pPr>
-    </w:p>
-    <w:p>
-      <w:pPr>
-        <w:jc w:val="center"/>
-        <w:rPr>
-          <w:b/>
-          <w:bCs/>
-          <w:sz w:val="32"/>
-          <w:szCs w:val="32"/>
-          <w:u w:val="single"/>
-          <w:lang w:val="it-IT"/>
-        </w:rPr>
-      </w:pPr>
-    </w:p>
-    <w:p>
-      <w:pPr>
-        <w:jc w:val="center"/>
-        <w:rPr>
-          <w:b/>
-          <w:bCs/>
-          <w:sz w:val="32"/>
-          <w:szCs w:val="32"/>
-          <w:u w:val="single"/>
-          <w:lang w:val="it-IT"/>
-        </w:rPr>
-      </w:pPr>
-    </w:p>
-    <w:p>
-      <w:pPr>
-        <w:jc w:val="center"/>
-        <w:rPr>
-          <w:b/>
-          <w:bCs/>
-          <w:sz w:val="32"/>
-          <w:szCs w:val="32"/>
-          <w:u w:val="single"/>
-          <w:lang w:val="it-IT"/>
-        </w:rPr>
-      </w:pPr>
+        <w:t>================</w:t>
+      </w:r>
     </w:p>
     <w:p>
       <w:pPr>
@@ -1974,7 +1833,6 @@
           <w:szCs w:val="32"/>
           <w:u w:val="single"/>
         </w:rPr>
-        <w:lastRenderedPageBreak/>
         <w:t xml:space="preserve">TS </w:t>
       </w:r>
       <w:r>
@@ -3100,6 +2958,7 @@
           <w:szCs w:val="32"/>
           <w:u w:val="single"/>
         </w:rPr>
+        <w:lastRenderedPageBreak/>
         <w:t xml:space="preserve">TS </w:t>
       </w:r>
       <w:r>
@@ -4859,7 +4718,6 @@
                 <w:sz w:val="28"/>
                 <w:szCs w:val="32"/>
               </w:rPr>
-              <w:lastRenderedPageBreak/>
               <w:t>T.S.5.5.3.1 – Kramam</w:t>
             </w:r>
           </w:p>
@@ -6485,6 +6343,7 @@
                 <w:sz w:val="28"/>
                 <w:szCs w:val="32"/>
               </w:rPr>
+              <w:lastRenderedPageBreak/>
               <w:t>T.S.5.5.8.2 – Kramam</w:t>
             </w:r>
           </w:p>
@@ -8497,7 +8356,6 @@
                 <w:sz w:val="28"/>
                 <w:szCs w:val="32"/>
               </w:rPr>
-              <w:lastRenderedPageBreak/>
               <w:t>T.S.5.5.10.2 – Kramam</w:t>
             </w:r>
           </w:p>
@@ -9766,6 +9624,7 @@
                 <w:sz w:val="28"/>
                 <w:szCs w:val="32"/>
               </w:rPr>
+              <w:lastRenderedPageBreak/>
               <w:t>T.S.5.5.10.7 – Kramam</w:t>
             </w:r>
           </w:p>
@@ -10764,7 +10623,6 @@
                 <w:sz w:val="28"/>
                 <w:szCs w:val="32"/>
               </w:rPr>
-              <w:lastRenderedPageBreak/>
               <w:t>T.S.5.5.23.1 – Kramam</w:t>
             </w:r>
           </w:p>
@@ -11802,7 +11660,16 @@
           <w:bCs/>
           <w:sz w:val="32"/>
         </w:rPr>
-        <w:t>replaced with</w:t>
+        <w:t xml:space="preserve">replaced </w:t>
+      </w:r>
+      <w:proofErr w:type="gramStart"/>
+      <w:r>
+        <w:rPr>
+          <w:b/>
+          <w:bCs/>
+          <w:sz w:val="32"/>
+        </w:rPr>
+        <w:t>with</w:t>
       </w:r>
       <w:r>
         <w:rPr>
@@ -11824,6 +11691,7 @@
         </w:rPr>
         <w:t>"</w:t>
       </w:r>
+      <w:proofErr w:type="gramEnd"/>
       <w:r>
         <w:rPr>
           <w:rFonts w:ascii="Latha" w:hAnsi="Latha" w:cs="Latha"/>
@@ -11868,40 +11736,6 @@
         </w:rPr>
         <w:t>wherever applicable</w:t>
       </w:r>
-    </w:p>
-    <w:p>
-      <w:pPr>
-        <w:jc w:val="center"/>
-        <w:rPr>
-          <w:b/>
-          <w:bCs/>
-          <w:sz w:val="32"/>
-          <w:szCs w:val="32"/>
-          <w:u w:val="single"/>
-        </w:rPr>
-      </w:pPr>
-      <w:r>
-        <w:rPr>
-          <w:b/>
-          <w:bCs/>
-          <w:sz w:val="32"/>
-          <w:szCs w:val="32"/>
-          <w:u w:val="single"/>
-        </w:rPr>
-        <w:t>================================</w:t>
-      </w:r>
-    </w:p>
-    <w:p>
-      <w:pPr>
-        <w:jc w:val="center"/>
-        <w:rPr>
-          <w:b/>
-          <w:bCs/>
-          <w:sz w:val="32"/>
-          <w:szCs w:val="32"/>
-          <w:u w:val="single"/>
-        </w:rPr>
-      </w:pPr>
     </w:p>
     <w:p>
       <w:pPr>
@@ -12384,6 +12218,7 @@
       <w:tab/>
       <w:t xml:space="preserve">              </w:t>
     </w:r>
+    <w:proofErr w:type="gramStart"/>
     <w:r>
       <w:rPr>
         <w:b/>
@@ -12405,6 +12240,7 @@
       </w:rPr>
       <w:tab/>
     </w:r>
+    <w:proofErr w:type="gramEnd"/>
     <w:r>
       <w:rPr>
         <w:b/>
